--- a/app/templates/PLI_M07.docx
+++ b/app/templates/PLI_M07.docx
@@ -460,15 +460,19 @@
           <w:tcPr>
             <w:tcW w:type="dxa" w:w="785"/>
           </w:tcPr>
-          <w:p/>
-        </w:tc>
-        <w:tc>
-          <w:tcPr>
-            <w:tcW w:type="dxa" w:w="785"/>
-          </w:tcPr>
-          <w:p>
-            <w:r>
-              <w:t>{#ds_co_dong_sang_lap}{ho_ten}</w:t>
+          <w:p>
+            <w:r>
+              <w:t>{#ds_co_dong_sang_lap}{_stt}</w:t>
+            </w:r>
+          </w:p>
+        </w:tc>
+        <w:tc>
+          <w:tcPr>
+            <w:tcW w:type="dxa" w:w="785"/>
+          </w:tcPr>
+          <w:p>
+            <w:r>
+              <w:t>{ho_ten}</w:t>
             </w:r>
           </w:p>
         </w:tc>
@@ -516,7 +520,11 @@
           <w:tcPr>
             <w:tcW w:type="dxa" w:w="785"/>
           </w:tcPr>
-          <w:p/>
+          <w:p>
+            <w:r>
+              <w:t>{dan_toc}</w:t>
+            </w:r>
+          </w:p>
         </w:tc>
         <w:tc>
           <w:tcPr>

--- a/app/templates/PLI_M07.docx
+++ b/app/templates/PLI_M07.docx
@@ -26,22 +26,22 @@
         </w:tblBorders>
       </w:tblPr>
       <w:tblGrid>
-        <w:gridCol w:w="785"/>
-        <w:gridCol w:w="785"/>
-        <w:gridCol w:w="785"/>
-        <w:gridCol w:w="785"/>
-        <w:gridCol w:w="785"/>
-        <w:gridCol w:w="785"/>
-        <w:gridCol w:w="785"/>
-        <w:gridCol w:w="785"/>
-        <w:gridCol w:w="785"/>
-        <w:gridCol w:w="785"/>
-        <w:gridCol w:w="785"/>
+        <w:gridCol w:w="567"/>
+        <w:gridCol w:w="956"/>
+        <w:gridCol w:w="1012"/>
+        <w:gridCol w:w="567"/>
+        <w:gridCol w:w="1865"/>
+        <w:gridCol w:w="567"/>
+        <w:gridCol w:w="567"/>
+        <w:gridCol w:w="728"/>
+        <w:gridCol w:w="672"/>
+        <w:gridCol w:w="567"/>
+        <w:gridCol w:w="567"/>
       </w:tblGrid>
       <w:tr>
         <w:tc>
           <w:tcPr>
-            <w:tcW w:type="dxa" w:w="785"/>
+            <w:tcW w:type="dxa" w:w="567"/>
           </w:tcPr>
           <w:p>
             <w:r>
@@ -54,7 +54,7 @@
         </w:tc>
         <w:tc>
           <w:tcPr>
-            <w:tcW w:type="dxa" w:w="785"/>
+            <w:tcW w:type="dxa" w:w="956"/>
           </w:tcPr>
           <w:p>
             <w:r>
@@ -67,7 +67,7 @@
         </w:tc>
         <w:tc>
           <w:tcPr>
-            <w:tcW w:type="dxa" w:w="785"/>
+            <w:tcW w:type="dxa" w:w="1012"/>
           </w:tcPr>
           <w:p>
             <w:r>
@@ -80,7 +80,7 @@
         </w:tc>
         <w:tc>
           <w:tcPr>
-            <w:tcW w:type="dxa" w:w="785"/>
+            <w:tcW w:type="dxa" w:w="567"/>
           </w:tcPr>
           <w:p>
             <w:r>
@@ -93,7 +93,7 @@
         </w:tc>
         <w:tc>
           <w:tcPr>
-            <w:tcW w:type="dxa" w:w="785"/>
+            <w:tcW w:type="dxa" w:w="1865"/>
           </w:tcPr>
           <w:p>
             <w:r>
@@ -106,7 +106,7 @@
         </w:tc>
         <w:tc>
           <w:tcPr>
-            <w:tcW w:type="dxa" w:w="785"/>
+            <w:tcW w:type="dxa" w:w="567"/>
           </w:tcPr>
           <w:p>
             <w:r>
@@ -119,7 +119,7 @@
         </w:tc>
         <w:tc>
           <w:tcPr>
-            <w:tcW w:type="dxa" w:w="785"/>
+            <w:tcW w:type="dxa" w:w="567"/>
           </w:tcPr>
           <w:p>
             <w:r>
@@ -132,7 +132,7 @@
         </w:tc>
         <w:tc>
           <w:tcPr>
-            <w:tcW w:type="dxa" w:w="785"/>
+            <w:tcW w:type="dxa" w:w="728"/>
           </w:tcPr>
           <w:p>
             <w:r>
@@ -145,7 +145,7 @@
         </w:tc>
         <w:tc>
           <w:tcPr>
-            <w:tcW w:type="dxa" w:w="785"/>
+            <w:tcW w:type="dxa" w:w="672"/>
           </w:tcPr>
           <w:p>
             <w:r>
@@ -158,7 +158,7 @@
         </w:tc>
         <w:tc>
           <w:tcPr>
-            <w:tcW w:type="dxa" w:w="785"/>
+            <w:tcW w:type="dxa" w:w="567"/>
           </w:tcPr>
           <w:p>
             <w:r>
@@ -171,7 +171,7 @@
         </w:tc>
         <w:tc>
           <w:tcPr>
-            <w:tcW w:type="dxa" w:w="785"/>
+            <w:tcW w:type="dxa" w:w="567"/>
           </w:tcPr>
           <w:p>
             <w:r>
@@ -186,67 +186,67 @@
       <w:tr>
         <w:tc>
           <w:tcPr>
-            <w:tcW w:type="dxa" w:w="785"/>
-          </w:tcPr>
-          <w:p/>
-        </w:tc>
-        <w:tc>
-          <w:tcPr>
-            <w:tcW w:type="dxa" w:w="785"/>
-          </w:tcPr>
-          <w:p/>
-        </w:tc>
-        <w:tc>
-          <w:tcPr>
-            <w:tcW w:type="dxa" w:w="785"/>
-          </w:tcPr>
-          <w:p/>
-        </w:tc>
-        <w:tc>
-          <w:tcPr>
-            <w:tcW w:type="dxa" w:w="785"/>
-          </w:tcPr>
-          <w:p/>
-        </w:tc>
-        <w:tc>
-          <w:tcPr>
-            <w:tcW w:type="dxa" w:w="785"/>
-          </w:tcPr>
-          <w:p/>
-        </w:tc>
-        <w:tc>
-          <w:tcPr>
-            <w:tcW w:type="dxa" w:w="785"/>
-          </w:tcPr>
-          <w:p/>
-        </w:tc>
-        <w:tc>
-          <w:tcPr>
-            <w:tcW w:type="dxa" w:w="785"/>
-          </w:tcPr>
-          <w:p/>
-        </w:tc>
-        <w:tc>
-          <w:tcPr>
-            <w:tcW w:type="dxa" w:w="785"/>
-          </w:tcPr>
-          <w:p/>
-        </w:tc>
-        <w:tc>
-          <w:tcPr>
-            <w:tcW w:type="dxa" w:w="785"/>
-          </w:tcPr>
-          <w:p/>
-        </w:tc>
-        <w:tc>
-          <w:tcPr>
-            <w:tcW w:type="dxa" w:w="785"/>
-          </w:tcPr>
-          <w:p/>
-        </w:tc>
-        <w:tc>
-          <w:tcPr>
-            <w:tcW w:type="dxa" w:w="785"/>
+            <w:tcW w:type="dxa" w:w="567"/>
+          </w:tcPr>
+          <w:p/>
+        </w:tc>
+        <w:tc>
+          <w:tcPr>
+            <w:tcW w:type="dxa" w:w="956"/>
+          </w:tcPr>
+          <w:p/>
+        </w:tc>
+        <w:tc>
+          <w:tcPr>
+            <w:tcW w:type="dxa" w:w="1012"/>
+          </w:tcPr>
+          <w:p/>
+        </w:tc>
+        <w:tc>
+          <w:tcPr>
+            <w:tcW w:type="dxa" w:w="567"/>
+          </w:tcPr>
+          <w:p/>
+        </w:tc>
+        <w:tc>
+          <w:tcPr>
+            <w:tcW w:type="dxa" w:w="1865"/>
+          </w:tcPr>
+          <w:p/>
+        </w:tc>
+        <w:tc>
+          <w:tcPr>
+            <w:tcW w:type="dxa" w:w="567"/>
+          </w:tcPr>
+          <w:p/>
+        </w:tc>
+        <w:tc>
+          <w:tcPr>
+            <w:tcW w:type="dxa" w:w="567"/>
+          </w:tcPr>
+          <w:p/>
+        </w:tc>
+        <w:tc>
+          <w:tcPr>
+            <w:tcW w:type="dxa" w:w="728"/>
+          </w:tcPr>
+          <w:p/>
+        </w:tc>
+        <w:tc>
+          <w:tcPr>
+            <w:tcW w:type="dxa" w:w="672"/>
+          </w:tcPr>
+          <w:p/>
+        </w:tc>
+        <w:tc>
+          <w:tcPr>
+            <w:tcW w:type="dxa" w:w="567"/>
+          </w:tcPr>
+          <w:p/>
+        </w:tc>
+        <w:tc>
+          <w:tcPr>
+            <w:tcW w:type="dxa" w:w="567"/>
           </w:tcPr>
           <w:p/>
         </w:tc>
@@ -254,67 +254,67 @@
       <w:tr>
         <w:tc>
           <w:tcPr>
-            <w:tcW w:type="dxa" w:w="785"/>
-          </w:tcPr>
-          <w:p/>
-        </w:tc>
-        <w:tc>
-          <w:tcPr>
-            <w:tcW w:type="dxa" w:w="785"/>
-          </w:tcPr>
-          <w:p/>
-        </w:tc>
-        <w:tc>
-          <w:tcPr>
-            <w:tcW w:type="dxa" w:w="785"/>
-          </w:tcPr>
-          <w:p/>
-        </w:tc>
-        <w:tc>
-          <w:tcPr>
-            <w:tcW w:type="dxa" w:w="785"/>
-          </w:tcPr>
-          <w:p/>
-        </w:tc>
-        <w:tc>
-          <w:tcPr>
-            <w:tcW w:type="dxa" w:w="785"/>
-          </w:tcPr>
-          <w:p/>
-        </w:tc>
-        <w:tc>
-          <w:tcPr>
-            <w:tcW w:type="dxa" w:w="785"/>
-          </w:tcPr>
-          <w:p/>
-        </w:tc>
-        <w:tc>
-          <w:tcPr>
-            <w:tcW w:type="dxa" w:w="785"/>
-          </w:tcPr>
-          <w:p/>
-        </w:tc>
-        <w:tc>
-          <w:tcPr>
-            <w:tcW w:type="dxa" w:w="785"/>
-          </w:tcPr>
-          <w:p/>
-        </w:tc>
-        <w:tc>
-          <w:tcPr>
-            <w:tcW w:type="dxa" w:w="785"/>
-          </w:tcPr>
-          <w:p/>
-        </w:tc>
-        <w:tc>
-          <w:tcPr>
-            <w:tcW w:type="dxa" w:w="785"/>
-          </w:tcPr>
-          <w:p/>
-        </w:tc>
-        <w:tc>
-          <w:tcPr>
-            <w:tcW w:type="dxa" w:w="785"/>
+            <w:tcW w:type="dxa" w:w="567"/>
+          </w:tcPr>
+          <w:p/>
+        </w:tc>
+        <w:tc>
+          <w:tcPr>
+            <w:tcW w:type="dxa" w:w="956"/>
+          </w:tcPr>
+          <w:p/>
+        </w:tc>
+        <w:tc>
+          <w:tcPr>
+            <w:tcW w:type="dxa" w:w="1012"/>
+          </w:tcPr>
+          <w:p/>
+        </w:tc>
+        <w:tc>
+          <w:tcPr>
+            <w:tcW w:type="dxa" w:w="567"/>
+          </w:tcPr>
+          <w:p/>
+        </w:tc>
+        <w:tc>
+          <w:tcPr>
+            <w:tcW w:type="dxa" w:w="1865"/>
+          </w:tcPr>
+          <w:p/>
+        </w:tc>
+        <w:tc>
+          <w:tcPr>
+            <w:tcW w:type="dxa" w:w="567"/>
+          </w:tcPr>
+          <w:p/>
+        </w:tc>
+        <w:tc>
+          <w:tcPr>
+            <w:tcW w:type="dxa" w:w="567"/>
+          </w:tcPr>
+          <w:p/>
+        </w:tc>
+        <w:tc>
+          <w:tcPr>
+            <w:tcW w:type="dxa" w:w="728"/>
+          </w:tcPr>
+          <w:p/>
+        </w:tc>
+        <w:tc>
+          <w:tcPr>
+            <w:tcW w:type="dxa" w:w="672"/>
+          </w:tcPr>
+          <w:p/>
+        </w:tc>
+        <w:tc>
+          <w:tcPr>
+            <w:tcW w:type="dxa" w:w="567"/>
+          </w:tcPr>
+          <w:p/>
+        </w:tc>
+        <w:tc>
+          <w:tcPr>
+            <w:tcW w:type="dxa" w:w="567"/>
           </w:tcPr>
           <w:p/>
         </w:tc>
@@ -322,67 +322,67 @@
       <w:tr>
         <w:tc>
           <w:tcPr>
-            <w:tcW w:type="dxa" w:w="785"/>
-          </w:tcPr>
-          <w:p/>
-        </w:tc>
-        <w:tc>
-          <w:tcPr>
-            <w:tcW w:type="dxa" w:w="785"/>
-          </w:tcPr>
-          <w:p/>
-        </w:tc>
-        <w:tc>
-          <w:tcPr>
-            <w:tcW w:type="dxa" w:w="785"/>
-          </w:tcPr>
-          <w:p/>
-        </w:tc>
-        <w:tc>
-          <w:tcPr>
-            <w:tcW w:type="dxa" w:w="785"/>
-          </w:tcPr>
-          <w:p/>
-        </w:tc>
-        <w:tc>
-          <w:tcPr>
-            <w:tcW w:type="dxa" w:w="785"/>
-          </w:tcPr>
-          <w:p/>
-        </w:tc>
-        <w:tc>
-          <w:tcPr>
-            <w:tcW w:type="dxa" w:w="785"/>
-          </w:tcPr>
-          <w:p/>
-        </w:tc>
-        <w:tc>
-          <w:tcPr>
-            <w:tcW w:type="dxa" w:w="785"/>
-          </w:tcPr>
-          <w:p/>
-        </w:tc>
-        <w:tc>
-          <w:tcPr>
-            <w:tcW w:type="dxa" w:w="785"/>
-          </w:tcPr>
-          <w:p/>
-        </w:tc>
-        <w:tc>
-          <w:tcPr>
-            <w:tcW w:type="dxa" w:w="785"/>
-          </w:tcPr>
-          <w:p/>
-        </w:tc>
-        <w:tc>
-          <w:tcPr>
-            <w:tcW w:type="dxa" w:w="785"/>
-          </w:tcPr>
-          <w:p/>
-        </w:tc>
-        <w:tc>
-          <w:tcPr>
-            <w:tcW w:type="dxa" w:w="785"/>
+            <w:tcW w:type="dxa" w:w="567"/>
+          </w:tcPr>
+          <w:p/>
+        </w:tc>
+        <w:tc>
+          <w:tcPr>
+            <w:tcW w:type="dxa" w:w="956"/>
+          </w:tcPr>
+          <w:p/>
+        </w:tc>
+        <w:tc>
+          <w:tcPr>
+            <w:tcW w:type="dxa" w:w="1012"/>
+          </w:tcPr>
+          <w:p/>
+        </w:tc>
+        <w:tc>
+          <w:tcPr>
+            <w:tcW w:type="dxa" w:w="567"/>
+          </w:tcPr>
+          <w:p/>
+        </w:tc>
+        <w:tc>
+          <w:tcPr>
+            <w:tcW w:type="dxa" w:w="1865"/>
+          </w:tcPr>
+          <w:p/>
+        </w:tc>
+        <w:tc>
+          <w:tcPr>
+            <w:tcW w:type="dxa" w:w="567"/>
+          </w:tcPr>
+          <w:p/>
+        </w:tc>
+        <w:tc>
+          <w:tcPr>
+            <w:tcW w:type="dxa" w:w="567"/>
+          </w:tcPr>
+          <w:p/>
+        </w:tc>
+        <w:tc>
+          <w:tcPr>
+            <w:tcW w:type="dxa" w:w="728"/>
+          </w:tcPr>
+          <w:p/>
+        </w:tc>
+        <w:tc>
+          <w:tcPr>
+            <w:tcW w:type="dxa" w:w="672"/>
+          </w:tcPr>
+          <w:p/>
+        </w:tc>
+        <w:tc>
+          <w:tcPr>
+            <w:tcW w:type="dxa" w:w="567"/>
+          </w:tcPr>
+          <w:p/>
+        </w:tc>
+        <w:tc>
+          <w:tcPr>
+            <w:tcW w:type="dxa" w:w="567"/>
           </w:tcPr>
           <w:p/>
         </w:tc>
@@ -390,67 +390,67 @@
       <w:tr>
         <w:tc>
           <w:tcPr>
-            <w:tcW w:type="dxa" w:w="785"/>
-          </w:tcPr>
-          <w:p/>
-        </w:tc>
-        <w:tc>
-          <w:tcPr>
-            <w:tcW w:type="dxa" w:w="785"/>
-          </w:tcPr>
-          <w:p/>
-        </w:tc>
-        <w:tc>
-          <w:tcPr>
-            <w:tcW w:type="dxa" w:w="785"/>
-          </w:tcPr>
-          <w:p/>
-        </w:tc>
-        <w:tc>
-          <w:tcPr>
-            <w:tcW w:type="dxa" w:w="785"/>
-          </w:tcPr>
-          <w:p/>
-        </w:tc>
-        <w:tc>
-          <w:tcPr>
-            <w:tcW w:type="dxa" w:w="785"/>
-          </w:tcPr>
-          <w:p/>
-        </w:tc>
-        <w:tc>
-          <w:tcPr>
-            <w:tcW w:type="dxa" w:w="785"/>
-          </w:tcPr>
-          <w:p/>
-        </w:tc>
-        <w:tc>
-          <w:tcPr>
-            <w:tcW w:type="dxa" w:w="785"/>
-          </w:tcPr>
-          <w:p/>
-        </w:tc>
-        <w:tc>
-          <w:tcPr>
-            <w:tcW w:type="dxa" w:w="785"/>
-          </w:tcPr>
-          <w:p/>
-        </w:tc>
-        <w:tc>
-          <w:tcPr>
-            <w:tcW w:type="dxa" w:w="785"/>
-          </w:tcPr>
-          <w:p/>
-        </w:tc>
-        <w:tc>
-          <w:tcPr>
-            <w:tcW w:type="dxa" w:w="785"/>
-          </w:tcPr>
-          <w:p/>
-        </w:tc>
-        <w:tc>
-          <w:tcPr>
-            <w:tcW w:type="dxa" w:w="785"/>
+            <w:tcW w:type="dxa" w:w="567"/>
+          </w:tcPr>
+          <w:p/>
+        </w:tc>
+        <w:tc>
+          <w:tcPr>
+            <w:tcW w:type="dxa" w:w="956"/>
+          </w:tcPr>
+          <w:p/>
+        </w:tc>
+        <w:tc>
+          <w:tcPr>
+            <w:tcW w:type="dxa" w:w="1012"/>
+          </w:tcPr>
+          <w:p/>
+        </w:tc>
+        <w:tc>
+          <w:tcPr>
+            <w:tcW w:type="dxa" w:w="567"/>
+          </w:tcPr>
+          <w:p/>
+        </w:tc>
+        <w:tc>
+          <w:tcPr>
+            <w:tcW w:type="dxa" w:w="1865"/>
+          </w:tcPr>
+          <w:p/>
+        </w:tc>
+        <w:tc>
+          <w:tcPr>
+            <w:tcW w:type="dxa" w:w="567"/>
+          </w:tcPr>
+          <w:p/>
+        </w:tc>
+        <w:tc>
+          <w:tcPr>
+            <w:tcW w:type="dxa" w:w="567"/>
+          </w:tcPr>
+          <w:p/>
+        </w:tc>
+        <w:tc>
+          <w:tcPr>
+            <w:tcW w:type="dxa" w:w="728"/>
+          </w:tcPr>
+          <w:p/>
+        </w:tc>
+        <w:tc>
+          <w:tcPr>
+            <w:tcW w:type="dxa" w:w="672"/>
+          </w:tcPr>
+          <w:p/>
+        </w:tc>
+        <w:tc>
+          <w:tcPr>
+            <w:tcW w:type="dxa" w:w="567"/>
+          </w:tcPr>
+          <w:p/>
+        </w:tc>
+        <w:tc>
+          <w:tcPr>
+            <w:tcW w:type="dxa" w:w="567"/>
           </w:tcPr>
           <w:p/>
         </w:tc>
@@ -458,7 +458,7 @@
       <w:tr>
         <w:tc>
           <w:tcPr>
-            <w:tcW w:type="dxa" w:w="785"/>
+            <w:tcW w:type="dxa" w:w="567"/>
           </w:tcPr>
           <w:p>
             <w:r>
@@ -468,7 +468,7 @@
         </w:tc>
         <w:tc>
           <w:tcPr>
-            <w:tcW w:type="dxa" w:w="785"/>
+            <w:tcW w:type="dxa" w:w="956"/>
           </w:tcPr>
           <w:p>
             <w:r>
@@ -478,7 +478,7 @@
         </w:tc>
         <w:tc>
           <w:tcPr>
-            <w:tcW w:type="dxa" w:w="785"/>
+            <w:tcW w:type="dxa" w:w="1012"/>
           </w:tcPr>
           <w:p>
             <w:r>
@@ -488,7 +488,7 @@
         </w:tc>
         <w:tc>
           <w:tcPr>
-            <w:tcW w:type="dxa" w:w="785"/>
+            <w:tcW w:type="dxa" w:w="567"/>
           </w:tcPr>
           <w:p>
             <w:r>
@@ -498,7 +498,7 @@
         </w:tc>
         <w:tc>
           <w:tcPr>
-            <w:tcW w:type="dxa" w:w="785"/>
+            <w:tcW w:type="dxa" w:w="1865"/>
           </w:tcPr>
           <w:p>
             <w:r>
@@ -508,7 +508,7 @@
         </w:tc>
         <w:tc>
           <w:tcPr>
-            <w:tcW w:type="dxa" w:w="785"/>
+            <w:tcW w:type="dxa" w:w="567"/>
           </w:tcPr>
           <w:p>
             <w:r>
@@ -518,7 +518,7 @@
         </w:tc>
         <w:tc>
           <w:tcPr>
-            <w:tcW w:type="dxa" w:w="785"/>
+            <w:tcW w:type="dxa" w:w="567"/>
           </w:tcPr>
           <w:p>
             <w:r>
@@ -528,7 +528,7 @@
         </w:tc>
         <w:tc>
           <w:tcPr>
-            <w:tcW w:type="dxa" w:w="785"/>
+            <w:tcW w:type="dxa" w:w="728"/>
           </w:tcPr>
           <w:p>
             <w:r>
@@ -538,7 +538,7 @@
         </w:tc>
         <w:tc>
           <w:tcPr>
-            <w:tcW w:type="dxa" w:w="785"/>
+            <w:tcW w:type="dxa" w:w="672"/>
           </w:tcPr>
           <w:p>
             <w:r>
@@ -548,7 +548,7 @@
         </w:tc>
         <w:tc>
           <w:tcPr>
-            <w:tcW w:type="dxa" w:w="785"/>
+            <w:tcW w:type="dxa" w:w="567"/>
           </w:tcPr>
           <w:p>
             <w:r>
@@ -558,7 +558,7 @@
         </w:tc>
         <w:tc>
           <w:tcPr>
-            <w:tcW w:type="dxa" w:w="785"/>
+            <w:tcW w:type="dxa" w:w="567"/>
           </w:tcPr>
           <w:p>
             <w:r>

--- a/app/templates/PLI_M07.docx
+++ b/app/templates/PLI_M07.docx
@@ -12,9 +12,22 @@
         <w:t>Mẫu số 7</w:t>
       </w:r>
     </w:p>
+    <w:p>
+      <w:pPr>
+        <w:spacing w:before="0" w:after="0" w:line="20" w:lineRule="exact"/>
+        <w:rPr>
+          <w:sz w:val="2"/>
+          <w:szCs w:val="2"/>
+        </w:rPr>
+        <w:sectPr>
+          <w:pgSz w:w="12240" w:h="15840"/>
+          <w:pgMar w:top="1440" w:right="1800" w:bottom="1440" w:left="1800"/>
+        </w:sectPr>
+      </w:pPr>
+    </w:p>
     <w:tbl>
       <w:tblPr>
-        <w:tblW w:type="auto" w:w="0"/>
+        <w:tblW w:type="dxa" w:w="14400"/>
         <w:tblLook w:firstColumn="1" w:firstRow="1" w:lastColumn="0" w:lastRow="0" w:noHBand="0" w:noVBand="1" w:val="04A0"/>
         <w:tblBorders>
           <w:top w:val="single" w:sz="4" w:color="000000"/>
@@ -26,22 +39,22 @@
         </w:tblBorders>
       </w:tblPr>
       <w:tblGrid>
-        <w:gridCol w:w="567"/>
-        <w:gridCol w:w="956"/>
-        <w:gridCol w:w="1012"/>
-        <w:gridCol w:w="567"/>
-        <w:gridCol w:w="1865"/>
-        <w:gridCol w:w="567"/>
-        <w:gridCol w:w="567"/>
-        <w:gridCol w:w="728"/>
-        <w:gridCol w:w="672"/>
-        <w:gridCol w:w="567"/>
-        <w:gridCol w:w="567"/>
+        <w:gridCol w:w="900"/>
+        <w:gridCol w:w="1648"/>
+        <w:gridCol w:w="1743"/>
+        <w:gridCol w:w="900"/>
+        <w:gridCol w:w="3164"/>
+        <w:gridCol w:w="900"/>
+        <w:gridCol w:w="900"/>
+        <w:gridCol w:w="1269"/>
+        <w:gridCol w:w="1176"/>
+        <w:gridCol w:w="900"/>
+        <w:gridCol w:w="900"/>
       </w:tblGrid>
       <w:tr>
         <w:tc>
           <w:tcPr>
-            <w:tcW w:type="dxa" w:w="567"/>
+            <w:tcW w:type="dxa" w:w="900"/>
           </w:tcPr>
           <w:p>
             <w:r>
@@ -54,7 +67,7 @@
         </w:tc>
         <w:tc>
           <w:tcPr>
-            <w:tcW w:type="dxa" w:w="956"/>
+            <w:tcW w:type="dxa" w:w="1648"/>
           </w:tcPr>
           <w:p>
             <w:r>
@@ -67,7 +80,7 @@
         </w:tc>
         <w:tc>
           <w:tcPr>
-            <w:tcW w:type="dxa" w:w="1012"/>
+            <w:tcW w:type="dxa" w:w="1743"/>
           </w:tcPr>
           <w:p>
             <w:r>
@@ -80,7 +93,7 @@
         </w:tc>
         <w:tc>
           <w:tcPr>
-            <w:tcW w:type="dxa" w:w="567"/>
+            <w:tcW w:type="dxa" w:w="900"/>
           </w:tcPr>
           <w:p>
             <w:r>
@@ -93,7 +106,7 @@
         </w:tc>
         <w:tc>
           <w:tcPr>
-            <w:tcW w:type="dxa" w:w="1865"/>
+            <w:tcW w:type="dxa" w:w="3164"/>
           </w:tcPr>
           <w:p>
             <w:r>
@@ -106,7 +119,7 @@
         </w:tc>
         <w:tc>
           <w:tcPr>
-            <w:tcW w:type="dxa" w:w="567"/>
+            <w:tcW w:type="dxa" w:w="900"/>
           </w:tcPr>
           <w:p>
             <w:r>
@@ -119,7 +132,7 @@
         </w:tc>
         <w:tc>
           <w:tcPr>
-            <w:tcW w:type="dxa" w:w="567"/>
+            <w:tcW w:type="dxa" w:w="900"/>
           </w:tcPr>
           <w:p>
             <w:r>
@@ -132,7 +145,7 @@
         </w:tc>
         <w:tc>
           <w:tcPr>
-            <w:tcW w:type="dxa" w:w="728"/>
+            <w:tcW w:type="dxa" w:w="1269"/>
           </w:tcPr>
           <w:p>
             <w:r>
@@ -145,7 +158,7 @@
         </w:tc>
         <w:tc>
           <w:tcPr>
-            <w:tcW w:type="dxa" w:w="672"/>
+            <w:tcW w:type="dxa" w:w="1176"/>
           </w:tcPr>
           <w:p>
             <w:r>
@@ -158,7 +171,7 @@
         </w:tc>
         <w:tc>
           <w:tcPr>
-            <w:tcW w:type="dxa" w:w="567"/>
+            <w:tcW w:type="dxa" w:w="900"/>
           </w:tcPr>
           <w:p>
             <w:r>
@@ -171,7 +184,7 @@
         </w:tc>
         <w:tc>
           <w:tcPr>
-            <w:tcW w:type="dxa" w:w="567"/>
+            <w:tcW w:type="dxa" w:w="900"/>
           </w:tcPr>
           <w:p>
             <w:r>
@@ -186,67 +199,67 @@
       <w:tr>
         <w:tc>
           <w:tcPr>
-            <w:tcW w:type="dxa" w:w="567"/>
-          </w:tcPr>
-          <w:p/>
-        </w:tc>
-        <w:tc>
-          <w:tcPr>
-            <w:tcW w:type="dxa" w:w="956"/>
-          </w:tcPr>
-          <w:p/>
-        </w:tc>
-        <w:tc>
-          <w:tcPr>
-            <w:tcW w:type="dxa" w:w="1012"/>
-          </w:tcPr>
-          <w:p/>
-        </w:tc>
-        <w:tc>
-          <w:tcPr>
-            <w:tcW w:type="dxa" w:w="567"/>
-          </w:tcPr>
-          <w:p/>
-        </w:tc>
-        <w:tc>
-          <w:tcPr>
-            <w:tcW w:type="dxa" w:w="1865"/>
-          </w:tcPr>
-          <w:p/>
-        </w:tc>
-        <w:tc>
-          <w:tcPr>
-            <w:tcW w:type="dxa" w:w="567"/>
-          </w:tcPr>
-          <w:p/>
-        </w:tc>
-        <w:tc>
-          <w:tcPr>
-            <w:tcW w:type="dxa" w:w="567"/>
-          </w:tcPr>
-          <w:p/>
-        </w:tc>
-        <w:tc>
-          <w:tcPr>
-            <w:tcW w:type="dxa" w:w="728"/>
-          </w:tcPr>
-          <w:p/>
-        </w:tc>
-        <w:tc>
-          <w:tcPr>
-            <w:tcW w:type="dxa" w:w="672"/>
-          </w:tcPr>
-          <w:p/>
-        </w:tc>
-        <w:tc>
-          <w:tcPr>
-            <w:tcW w:type="dxa" w:w="567"/>
-          </w:tcPr>
-          <w:p/>
-        </w:tc>
-        <w:tc>
-          <w:tcPr>
-            <w:tcW w:type="dxa" w:w="567"/>
+            <w:tcW w:type="dxa" w:w="900"/>
+          </w:tcPr>
+          <w:p/>
+        </w:tc>
+        <w:tc>
+          <w:tcPr>
+            <w:tcW w:type="dxa" w:w="1648"/>
+          </w:tcPr>
+          <w:p/>
+        </w:tc>
+        <w:tc>
+          <w:tcPr>
+            <w:tcW w:type="dxa" w:w="1743"/>
+          </w:tcPr>
+          <w:p/>
+        </w:tc>
+        <w:tc>
+          <w:tcPr>
+            <w:tcW w:type="dxa" w:w="900"/>
+          </w:tcPr>
+          <w:p/>
+        </w:tc>
+        <w:tc>
+          <w:tcPr>
+            <w:tcW w:type="dxa" w:w="3164"/>
+          </w:tcPr>
+          <w:p/>
+        </w:tc>
+        <w:tc>
+          <w:tcPr>
+            <w:tcW w:type="dxa" w:w="900"/>
+          </w:tcPr>
+          <w:p/>
+        </w:tc>
+        <w:tc>
+          <w:tcPr>
+            <w:tcW w:type="dxa" w:w="900"/>
+          </w:tcPr>
+          <w:p/>
+        </w:tc>
+        <w:tc>
+          <w:tcPr>
+            <w:tcW w:type="dxa" w:w="1269"/>
+          </w:tcPr>
+          <w:p/>
+        </w:tc>
+        <w:tc>
+          <w:tcPr>
+            <w:tcW w:type="dxa" w:w="1176"/>
+          </w:tcPr>
+          <w:p/>
+        </w:tc>
+        <w:tc>
+          <w:tcPr>
+            <w:tcW w:type="dxa" w:w="900"/>
+          </w:tcPr>
+          <w:p/>
+        </w:tc>
+        <w:tc>
+          <w:tcPr>
+            <w:tcW w:type="dxa" w:w="900"/>
           </w:tcPr>
           <w:p/>
         </w:tc>
@@ -254,67 +267,67 @@
       <w:tr>
         <w:tc>
           <w:tcPr>
-            <w:tcW w:type="dxa" w:w="567"/>
-          </w:tcPr>
-          <w:p/>
-        </w:tc>
-        <w:tc>
-          <w:tcPr>
-            <w:tcW w:type="dxa" w:w="956"/>
-          </w:tcPr>
-          <w:p/>
-        </w:tc>
-        <w:tc>
-          <w:tcPr>
-            <w:tcW w:type="dxa" w:w="1012"/>
-          </w:tcPr>
-          <w:p/>
-        </w:tc>
-        <w:tc>
-          <w:tcPr>
-            <w:tcW w:type="dxa" w:w="567"/>
-          </w:tcPr>
-          <w:p/>
-        </w:tc>
-        <w:tc>
-          <w:tcPr>
-            <w:tcW w:type="dxa" w:w="1865"/>
-          </w:tcPr>
-          <w:p/>
-        </w:tc>
-        <w:tc>
-          <w:tcPr>
-            <w:tcW w:type="dxa" w:w="567"/>
-          </w:tcPr>
-          <w:p/>
-        </w:tc>
-        <w:tc>
-          <w:tcPr>
-            <w:tcW w:type="dxa" w:w="567"/>
-          </w:tcPr>
-          <w:p/>
-        </w:tc>
-        <w:tc>
-          <w:tcPr>
-            <w:tcW w:type="dxa" w:w="728"/>
-          </w:tcPr>
-          <w:p/>
-        </w:tc>
-        <w:tc>
-          <w:tcPr>
-            <w:tcW w:type="dxa" w:w="672"/>
-          </w:tcPr>
-          <w:p/>
-        </w:tc>
-        <w:tc>
-          <w:tcPr>
-            <w:tcW w:type="dxa" w:w="567"/>
-          </w:tcPr>
-          <w:p/>
-        </w:tc>
-        <w:tc>
-          <w:tcPr>
-            <w:tcW w:type="dxa" w:w="567"/>
+            <w:tcW w:type="dxa" w:w="900"/>
+          </w:tcPr>
+          <w:p/>
+        </w:tc>
+        <w:tc>
+          <w:tcPr>
+            <w:tcW w:type="dxa" w:w="1648"/>
+          </w:tcPr>
+          <w:p/>
+        </w:tc>
+        <w:tc>
+          <w:tcPr>
+            <w:tcW w:type="dxa" w:w="1743"/>
+          </w:tcPr>
+          <w:p/>
+        </w:tc>
+        <w:tc>
+          <w:tcPr>
+            <w:tcW w:type="dxa" w:w="900"/>
+          </w:tcPr>
+          <w:p/>
+        </w:tc>
+        <w:tc>
+          <w:tcPr>
+            <w:tcW w:type="dxa" w:w="3164"/>
+          </w:tcPr>
+          <w:p/>
+        </w:tc>
+        <w:tc>
+          <w:tcPr>
+            <w:tcW w:type="dxa" w:w="900"/>
+          </w:tcPr>
+          <w:p/>
+        </w:tc>
+        <w:tc>
+          <w:tcPr>
+            <w:tcW w:type="dxa" w:w="900"/>
+          </w:tcPr>
+          <w:p/>
+        </w:tc>
+        <w:tc>
+          <w:tcPr>
+            <w:tcW w:type="dxa" w:w="1269"/>
+          </w:tcPr>
+          <w:p/>
+        </w:tc>
+        <w:tc>
+          <w:tcPr>
+            <w:tcW w:type="dxa" w:w="1176"/>
+          </w:tcPr>
+          <w:p/>
+        </w:tc>
+        <w:tc>
+          <w:tcPr>
+            <w:tcW w:type="dxa" w:w="900"/>
+          </w:tcPr>
+          <w:p/>
+        </w:tc>
+        <w:tc>
+          <w:tcPr>
+            <w:tcW w:type="dxa" w:w="900"/>
           </w:tcPr>
           <w:p/>
         </w:tc>
@@ -322,67 +335,67 @@
       <w:tr>
         <w:tc>
           <w:tcPr>
-            <w:tcW w:type="dxa" w:w="567"/>
-          </w:tcPr>
-          <w:p/>
-        </w:tc>
-        <w:tc>
-          <w:tcPr>
-            <w:tcW w:type="dxa" w:w="956"/>
-          </w:tcPr>
-          <w:p/>
-        </w:tc>
-        <w:tc>
-          <w:tcPr>
-            <w:tcW w:type="dxa" w:w="1012"/>
-          </w:tcPr>
-          <w:p/>
-        </w:tc>
-        <w:tc>
-          <w:tcPr>
-            <w:tcW w:type="dxa" w:w="567"/>
-          </w:tcPr>
-          <w:p/>
-        </w:tc>
-        <w:tc>
-          <w:tcPr>
-            <w:tcW w:type="dxa" w:w="1865"/>
-          </w:tcPr>
-          <w:p/>
-        </w:tc>
-        <w:tc>
-          <w:tcPr>
-            <w:tcW w:type="dxa" w:w="567"/>
-          </w:tcPr>
-          <w:p/>
-        </w:tc>
-        <w:tc>
-          <w:tcPr>
-            <w:tcW w:type="dxa" w:w="567"/>
-          </w:tcPr>
-          <w:p/>
-        </w:tc>
-        <w:tc>
-          <w:tcPr>
-            <w:tcW w:type="dxa" w:w="728"/>
-          </w:tcPr>
-          <w:p/>
-        </w:tc>
-        <w:tc>
-          <w:tcPr>
-            <w:tcW w:type="dxa" w:w="672"/>
-          </w:tcPr>
-          <w:p/>
-        </w:tc>
-        <w:tc>
-          <w:tcPr>
-            <w:tcW w:type="dxa" w:w="567"/>
-          </w:tcPr>
-          <w:p/>
-        </w:tc>
-        <w:tc>
-          <w:tcPr>
-            <w:tcW w:type="dxa" w:w="567"/>
+            <w:tcW w:type="dxa" w:w="900"/>
+          </w:tcPr>
+          <w:p/>
+        </w:tc>
+        <w:tc>
+          <w:tcPr>
+            <w:tcW w:type="dxa" w:w="1648"/>
+          </w:tcPr>
+          <w:p/>
+        </w:tc>
+        <w:tc>
+          <w:tcPr>
+            <w:tcW w:type="dxa" w:w="1743"/>
+          </w:tcPr>
+          <w:p/>
+        </w:tc>
+        <w:tc>
+          <w:tcPr>
+            <w:tcW w:type="dxa" w:w="900"/>
+          </w:tcPr>
+          <w:p/>
+        </w:tc>
+        <w:tc>
+          <w:tcPr>
+            <w:tcW w:type="dxa" w:w="3164"/>
+          </w:tcPr>
+          <w:p/>
+        </w:tc>
+        <w:tc>
+          <w:tcPr>
+            <w:tcW w:type="dxa" w:w="900"/>
+          </w:tcPr>
+          <w:p/>
+        </w:tc>
+        <w:tc>
+          <w:tcPr>
+            <w:tcW w:type="dxa" w:w="900"/>
+          </w:tcPr>
+          <w:p/>
+        </w:tc>
+        <w:tc>
+          <w:tcPr>
+            <w:tcW w:type="dxa" w:w="1269"/>
+          </w:tcPr>
+          <w:p/>
+        </w:tc>
+        <w:tc>
+          <w:tcPr>
+            <w:tcW w:type="dxa" w:w="1176"/>
+          </w:tcPr>
+          <w:p/>
+        </w:tc>
+        <w:tc>
+          <w:tcPr>
+            <w:tcW w:type="dxa" w:w="900"/>
+          </w:tcPr>
+          <w:p/>
+        </w:tc>
+        <w:tc>
+          <w:tcPr>
+            <w:tcW w:type="dxa" w:w="900"/>
           </w:tcPr>
           <w:p/>
         </w:tc>
@@ -390,67 +403,67 @@
       <w:tr>
         <w:tc>
           <w:tcPr>
-            <w:tcW w:type="dxa" w:w="567"/>
-          </w:tcPr>
-          <w:p/>
-        </w:tc>
-        <w:tc>
-          <w:tcPr>
-            <w:tcW w:type="dxa" w:w="956"/>
-          </w:tcPr>
-          <w:p/>
-        </w:tc>
-        <w:tc>
-          <w:tcPr>
-            <w:tcW w:type="dxa" w:w="1012"/>
-          </w:tcPr>
-          <w:p/>
-        </w:tc>
-        <w:tc>
-          <w:tcPr>
-            <w:tcW w:type="dxa" w:w="567"/>
-          </w:tcPr>
-          <w:p/>
-        </w:tc>
-        <w:tc>
-          <w:tcPr>
-            <w:tcW w:type="dxa" w:w="1865"/>
-          </w:tcPr>
-          <w:p/>
-        </w:tc>
-        <w:tc>
-          <w:tcPr>
-            <w:tcW w:type="dxa" w:w="567"/>
-          </w:tcPr>
-          <w:p/>
-        </w:tc>
-        <w:tc>
-          <w:tcPr>
-            <w:tcW w:type="dxa" w:w="567"/>
-          </w:tcPr>
-          <w:p/>
-        </w:tc>
-        <w:tc>
-          <w:tcPr>
-            <w:tcW w:type="dxa" w:w="728"/>
-          </w:tcPr>
-          <w:p/>
-        </w:tc>
-        <w:tc>
-          <w:tcPr>
-            <w:tcW w:type="dxa" w:w="672"/>
-          </w:tcPr>
-          <w:p/>
-        </w:tc>
-        <w:tc>
-          <w:tcPr>
-            <w:tcW w:type="dxa" w:w="567"/>
-          </w:tcPr>
-          <w:p/>
-        </w:tc>
-        <w:tc>
-          <w:tcPr>
-            <w:tcW w:type="dxa" w:w="567"/>
+            <w:tcW w:type="dxa" w:w="900"/>
+          </w:tcPr>
+          <w:p/>
+        </w:tc>
+        <w:tc>
+          <w:tcPr>
+            <w:tcW w:type="dxa" w:w="1648"/>
+          </w:tcPr>
+          <w:p/>
+        </w:tc>
+        <w:tc>
+          <w:tcPr>
+            <w:tcW w:type="dxa" w:w="1743"/>
+          </w:tcPr>
+          <w:p/>
+        </w:tc>
+        <w:tc>
+          <w:tcPr>
+            <w:tcW w:type="dxa" w:w="900"/>
+          </w:tcPr>
+          <w:p/>
+        </w:tc>
+        <w:tc>
+          <w:tcPr>
+            <w:tcW w:type="dxa" w:w="3164"/>
+          </w:tcPr>
+          <w:p/>
+        </w:tc>
+        <w:tc>
+          <w:tcPr>
+            <w:tcW w:type="dxa" w:w="900"/>
+          </w:tcPr>
+          <w:p/>
+        </w:tc>
+        <w:tc>
+          <w:tcPr>
+            <w:tcW w:type="dxa" w:w="900"/>
+          </w:tcPr>
+          <w:p/>
+        </w:tc>
+        <w:tc>
+          <w:tcPr>
+            <w:tcW w:type="dxa" w:w="1269"/>
+          </w:tcPr>
+          <w:p/>
+        </w:tc>
+        <w:tc>
+          <w:tcPr>
+            <w:tcW w:type="dxa" w:w="1176"/>
+          </w:tcPr>
+          <w:p/>
+        </w:tc>
+        <w:tc>
+          <w:tcPr>
+            <w:tcW w:type="dxa" w:w="900"/>
+          </w:tcPr>
+          <w:p/>
+        </w:tc>
+        <w:tc>
+          <w:tcPr>
+            <w:tcW w:type="dxa" w:w="900"/>
           </w:tcPr>
           <w:p/>
         </w:tc>
@@ -458,7 +471,7 @@
       <w:tr>
         <w:tc>
           <w:tcPr>
-            <w:tcW w:type="dxa" w:w="567"/>
+            <w:tcW w:type="dxa" w:w="900"/>
           </w:tcPr>
           <w:p>
             <w:r>
@@ -468,7 +481,7 @@
         </w:tc>
         <w:tc>
           <w:tcPr>
-            <w:tcW w:type="dxa" w:w="956"/>
+            <w:tcW w:type="dxa" w:w="1648"/>
           </w:tcPr>
           <w:p>
             <w:r>
@@ -478,7 +491,7 @@
         </w:tc>
         <w:tc>
           <w:tcPr>
-            <w:tcW w:type="dxa" w:w="1012"/>
+            <w:tcW w:type="dxa" w:w="1743"/>
           </w:tcPr>
           <w:p>
             <w:r>
@@ -488,7 +501,7 @@
         </w:tc>
         <w:tc>
           <w:tcPr>
-            <w:tcW w:type="dxa" w:w="567"/>
+            <w:tcW w:type="dxa" w:w="900"/>
           </w:tcPr>
           <w:p>
             <w:r>
@@ -498,7 +511,7 @@
         </w:tc>
         <w:tc>
           <w:tcPr>
-            <w:tcW w:type="dxa" w:w="1865"/>
+            <w:tcW w:type="dxa" w:w="3164"/>
           </w:tcPr>
           <w:p>
             <w:r>
@@ -508,7 +521,7 @@
         </w:tc>
         <w:tc>
           <w:tcPr>
-            <w:tcW w:type="dxa" w:w="567"/>
+            <w:tcW w:type="dxa" w:w="900"/>
           </w:tcPr>
           <w:p>
             <w:r>
@@ -518,7 +531,7 @@
         </w:tc>
         <w:tc>
           <w:tcPr>
-            <w:tcW w:type="dxa" w:w="567"/>
+            <w:tcW w:type="dxa" w:w="900"/>
           </w:tcPr>
           <w:p>
             <w:r>
@@ -528,7 +541,7 @@
         </w:tc>
         <w:tc>
           <w:tcPr>
-            <w:tcW w:type="dxa" w:w="728"/>
+            <w:tcW w:type="dxa" w:w="1269"/>
           </w:tcPr>
           <w:p>
             <w:r>
@@ -538,7 +551,7 @@
         </w:tc>
         <w:tc>
           <w:tcPr>
-            <w:tcW w:type="dxa" w:w="672"/>
+            <w:tcW w:type="dxa" w:w="1176"/>
           </w:tcPr>
           <w:p>
             <w:r>
@@ -548,7 +561,7 @@
         </w:tc>
         <w:tc>
           <w:tcPr>
-            <w:tcW w:type="dxa" w:w="567"/>
+            <w:tcW w:type="dxa" w:w="900"/>
           </w:tcPr>
           <w:p>
             <w:r>
@@ -558,7 +571,7 @@
         </w:tc>
         <w:tc>
           <w:tcPr>
-            <w:tcW w:type="dxa" w:w="567"/>
+            <w:tcW w:type="dxa" w:w="900"/>
           </w:tcPr>
           <w:p>
             <w:r>
@@ -568,6 +581,19 @@
         </w:tc>
       </w:tr>
     </w:tbl>
+    <w:p>
+      <w:pPr>
+        <w:spacing w:before="0" w:after="0" w:line="20" w:lineRule="exact"/>
+        <w:rPr>
+          <w:sz w:val="2"/>
+          <w:szCs w:val="2"/>
+        </w:rPr>
+        <w:sectPr>
+          <w:pgSz w:w="15840" w:h="12240" w:orient="landscape"/>
+          <w:pgMar w:top="1440" w:right="720" w:bottom="1440" w:left="720"/>
+        </w:sectPr>
+      </w:pPr>
+    </w:p>
     <w:p/>
     <w:sectPr>
       <w:pgSz w:w="12240" w:h="15840"/>

--- a/app/templates/PLI_M07.docx
+++ b/app/templates/PLI_M07.docx
@@ -11,19 +11,6 @@
       <w:r>
         <w:t>Mẫu số 7</w:t>
       </w:r>
-    </w:p>
-    <w:p>
-      <w:pPr>
-        <w:spacing w:before="0" w:after="0" w:line="20" w:lineRule="exact"/>
-        <w:rPr>
-          <w:sz w:val="2"/>
-          <w:szCs w:val="2"/>
-        </w:rPr>
-        <w:sectPr>
-          <w:pgSz w:w="12240" w:h="15840"/>
-          <w:pgMar w:top="1440" w:right="1800" w:bottom="1440" w:left="1800"/>
-        </w:sectPr>
-      </w:pPr>
     </w:p>
     <w:tbl>
       <w:tblPr>
@@ -581,23 +568,10 @@
         </w:tc>
       </w:tr>
     </w:tbl>
-    <w:p>
-      <w:pPr>
-        <w:spacing w:before="0" w:after="0" w:line="20" w:lineRule="exact"/>
-        <w:rPr>
-          <w:sz w:val="2"/>
-          <w:szCs w:val="2"/>
-        </w:rPr>
-        <w:sectPr>
-          <w:pgSz w:w="15840" w:h="12240" w:orient="landscape"/>
-          <w:pgMar w:top="1440" w:right="720" w:bottom="1440" w:left="720"/>
-        </w:sectPr>
-      </w:pPr>
-    </w:p>
     <w:p/>
     <w:sectPr>
-      <w:pgSz w:w="12240" w:h="15840"/>
-      <w:pgMar w:top="1440" w:right="1800" w:bottom="1440" w:left="1800"/>
+      <w:pgSz w:w="15840" w:h="12240" w:orient="landscape"/>
+      <w:pgMar w:top="1440" w:right="720" w:bottom="1440" w:left="720"/>
     </w:sectPr>
   </w:body>
 </w:document>

--- a/app/templates/PLI_M07.docx
+++ b/app/templates/PLI_M07.docx
@@ -26,22 +26,22 @@
         </w:tblBorders>
       </w:tblPr>
       <w:tblGrid>
-        <w:gridCol w:w="900"/>
-        <w:gridCol w:w="1648"/>
-        <w:gridCol w:w="1743"/>
-        <w:gridCol w:w="900"/>
-        <w:gridCol w:w="3164"/>
-        <w:gridCol w:w="900"/>
-        <w:gridCol w:w="900"/>
-        <w:gridCol w:w="1269"/>
-        <w:gridCol w:w="1176"/>
-        <w:gridCol w:w="900"/>
-        <w:gridCol w:w="900"/>
+        <w:gridCol w:w="933"/>
+        <w:gridCol w:w="1465"/>
+        <w:gridCol w:w="1174"/>
+        <w:gridCol w:w="976"/>
+        <w:gridCol w:w="2305"/>
+        <w:gridCol w:w="1497"/>
+        <w:gridCol w:w="980"/>
+        <w:gridCol w:w="1431"/>
+        <w:gridCol w:w="1318"/>
+        <w:gridCol w:w="975"/>
+        <w:gridCol w:w="1346"/>
       </w:tblGrid>
       <w:tr>
         <w:tc>
           <w:tcPr>
-            <w:tcW w:type="dxa" w:w="900"/>
+            <w:tcW w:type="dxa" w:w="933"/>
           </w:tcPr>
           <w:p>
             <w:r>
@@ -54,7 +54,7 @@
         </w:tc>
         <w:tc>
           <w:tcPr>
-            <w:tcW w:type="dxa" w:w="1648"/>
+            <w:tcW w:type="dxa" w:w="1465"/>
           </w:tcPr>
           <w:p>
             <w:r>
@@ -67,7 +67,7 @@
         </w:tc>
         <w:tc>
           <w:tcPr>
-            <w:tcW w:type="dxa" w:w="1743"/>
+            <w:tcW w:type="dxa" w:w="1174"/>
           </w:tcPr>
           <w:p>
             <w:r>
@@ -80,7 +80,7 @@
         </w:tc>
         <w:tc>
           <w:tcPr>
-            <w:tcW w:type="dxa" w:w="900"/>
+            <w:tcW w:type="dxa" w:w="976"/>
           </w:tcPr>
           <w:p>
             <w:r>
@@ -93,7 +93,7 @@
         </w:tc>
         <w:tc>
           <w:tcPr>
-            <w:tcW w:type="dxa" w:w="3164"/>
+            <w:tcW w:type="dxa" w:w="2305"/>
           </w:tcPr>
           <w:p>
             <w:r>
@@ -106,7 +106,7 @@
         </w:tc>
         <w:tc>
           <w:tcPr>
-            <w:tcW w:type="dxa" w:w="900"/>
+            <w:tcW w:type="dxa" w:w="1497"/>
           </w:tcPr>
           <w:p>
             <w:r>
@@ -119,7 +119,7 @@
         </w:tc>
         <w:tc>
           <w:tcPr>
-            <w:tcW w:type="dxa" w:w="900"/>
+            <w:tcW w:type="dxa" w:w="980"/>
           </w:tcPr>
           <w:p>
             <w:r>
@@ -132,7 +132,7 @@
         </w:tc>
         <w:tc>
           <w:tcPr>
-            <w:tcW w:type="dxa" w:w="1269"/>
+            <w:tcW w:type="dxa" w:w="1431"/>
           </w:tcPr>
           <w:p>
             <w:r>
@@ -145,7 +145,7 @@
         </w:tc>
         <w:tc>
           <w:tcPr>
-            <w:tcW w:type="dxa" w:w="1176"/>
+            <w:tcW w:type="dxa" w:w="1318"/>
           </w:tcPr>
           <w:p>
             <w:r>
@@ -158,7 +158,7 @@
         </w:tc>
         <w:tc>
           <w:tcPr>
-            <w:tcW w:type="dxa" w:w="900"/>
+            <w:tcW w:type="dxa" w:w="975"/>
           </w:tcPr>
           <w:p>
             <w:r>
@@ -171,7 +171,7 @@
         </w:tc>
         <w:tc>
           <w:tcPr>
-            <w:tcW w:type="dxa" w:w="900"/>
+            <w:tcW w:type="dxa" w:w="1346"/>
           </w:tcPr>
           <w:p>
             <w:r>
@@ -186,67 +186,67 @@
       <w:tr>
         <w:tc>
           <w:tcPr>
-            <w:tcW w:type="dxa" w:w="900"/>
-          </w:tcPr>
-          <w:p/>
-        </w:tc>
-        <w:tc>
-          <w:tcPr>
-            <w:tcW w:type="dxa" w:w="1648"/>
-          </w:tcPr>
-          <w:p/>
-        </w:tc>
-        <w:tc>
-          <w:tcPr>
-            <w:tcW w:type="dxa" w:w="1743"/>
-          </w:tcPr>
-          <w:p/>
-        </w:tc>
-        <w:tc>
-          <w:tcPr>
-            <w:tcW w:type="dxa" w:w="900"/>
-          </w:tcPr>
-          <w:p/>
-        </w:tc>
-        <w:tc>
-          <w:tcPr>
-            <w:tcW w:type="dxa" w:w="3164"/>
-          </w:tcPr>
-          <w:p/>
-        </w:tc>
-        <w:tc>
-          <w:tcPr>
-            <w:tcW w:type="dxa" w:w="900"/>
-          </w:tcPr>
-          <w:p/>
-        </w:tc>
-        <w:tc>
-          <w:tcPr>
-            <w:tcW w:type="dxa" w:w="900"/>
-          </w:tcPr>
-          <w:p/>
-        </w:tc>
-        <w:tc>
-          <w:tcPr>
-            <w:tcW w:type="dxa" w:w="1269"/>
-          </w:tcPr>
-          <w:p/>
-        </w:tc>
-        <w:tc>
-          <w:tcPr>
-            <w:tcW w:type="dxa" w:w="1176"/>
-          </w:tcPr>
-          <w:p/>
-        </w:tc>
-        <w:tc>
-          <w:tcPr>
-            <w:tcW w:type="dxa" w:w="900"/>
-          </w:tcPr>
-          <w:p/>
-        </w:tc>
-        <w:tc>
-          <w:tcPr>
-            <w:tcW w:type="dxa" w:w="900"/>
+            <w:tcW w:type="dxa" w:w="933"/>
+          </w:tcPr>
+          <w:p/>
+        </w:tc>
+        <w:tc>
+          <w:tcPr>
+            <w:tcW w:type="dxa" w:w="1465"/>
+          </w:tcPr>
+          <w:p/>
+        </w:tc>
+        <w:tc>
+          <w:tcPr>
+            <w:tcW w:type="dxa" w:w="1174"/>
+          </w:tcPr>
+          <w:p/>
+        </w:tc>
+        <w:tc>
+          <w:tcPr>
+            <w:tcW w:type="dxa" w:w="976"/>
+          </w:tcPr>
+          <w:p/>
+        </w:tc>
+        <w:tc>
+          <w:tcPr>
+            <w:tcW w:type="dxa" w:w="2305"/>
+          </w:tcPr>
+          <w:p/>
+        </w:tc>
+        <w:tc>
+          <w:tcPr>
+            <w:tcW w:type="dxa" w:w="1497"/>
+          </w:tcPr>
+          <w:p/>
+        </w:tc>
+        <w:tc>
+          <w:tcPr>
+            <w:tcW w:type="dxa" w:w="980"/>
+          </w:tcPr>
+          <w:p/>
+        </w:tc>
+        <w:tc>
+          <w:tcPr>
+            <w:tcW w:type="dxa" w:w="1431"/>
+          </w:tcPr>
+          <w:p/>
+        </w:tc>
+        <w:tc>
+          <w:tcPr>
+            <w:tcW w:type="dxa" w:w="1318"/>
+          </w:tcPr>
+          <w:p/>
+        </w:tc>
+        <w:tc>
+          <w:tcPr>
+            <w:tcW w:type="dxa" w:w="975"/>
+          </w:tcPr>
+          <w:p/>
+        </w:tc>
+        <w:tc>
+          <w:tcPr>
+            <w:tcW w:type="dxa" w:w="1346"/>
           </w:tcPr>
           <w:p/>
         </w:tc>
@@ -254,67 +254,67 @@
       <w:tr>
         <w:tc>
           <w:tcPr>
-            <w:tcW w:type="dxa" w:w="900"/>
-          </w:tcPr>
-          <w:p/>
-        </w:tc>
-        <w:tc>
-          <w:tcPr>
-            <w:tcW w:type="dxa" w:w="1648"/>
-          </w:tcPr>
-          <w:p/>
-        </w:tc>
-        <w:tc>
-          <w:tcPr>
-            <w:tcW w:type="dxa" w:w="1743"/>
-          </w:tcPr>
-          <w:p/>
-        </w:tc>
-        <w:tc>
-          <w:tcPr>
-            <w:tcW w:type="dxa" w:w="900"/>
-          </w:tcPr>
-          <w:p/>
-        </w:tc>
-        <w:tc>
-          <w:tcPr>
-            <w:tcW w:type="dxa" w:w="3164"/>
-          </w:tcPr>
-          <w:p/>
-        </w:tc>
-        <w:tc>
-          <w:tcPr>
-            <w:tcW w:type="dxa" w:w="900"/>
-          </w:tcPr>
-          <w:p/>
-        </w:tc>
-        <w:tc>
-          <w:tcPr>
-            <w:tcW w:type="dxa" w:w="900"/>
-          </w:tcPr>
-          <w:p/>
-        </w:tc>
-        <w:tc>
-          <w:tcPr>
-            <w:tcW w:type="dxa" w:w="1269"/>
-          </w:tcPr>
-          <w:p/>
-        </w:tc>
-        <w:tc>
-          <w:tcPr>
-            <w:tcW w:type="dxa" w:w="1176"/>
-          </w:tcPr>
-          <w:p/>
-        </w:tc>
-        <w:tc>
-          <w:tcPr>
-            <w:tcW w:type="dxa" w:w="900"/>
-          </w:tcPr>
-          <w:p/>
-        </w:tc>
-        <w:tc>
-          <w:tcPr>
-            <w:tcW w:type="dxa" w:w="900"/>
+            <w:tcW w:type="dxa" w:w="933"/>
+          </w:tcPr>
+          <w:p/>
+        </w:tc>
+        <w:tc>
+          <w:tcPr>
+            <w:tcW w:type="dxa" w:w="1465"/>
+          </w:tcPr>
+          <w:p/>
+        </w:tc>
+        <w:tc>
+          <w:tcPr>
+            <w:tcW w:type="dxa" w:w="1174"/>
+          </w:tcPr>
+          <w:p/>
+        </w:tc>
+        <w:tc>
+          <w:tcPr>
+            <w:tcW w:type="dxa" w:w="976"/>
+          </w:tcPr>
+          <w:p/>
+        </w:tc>
+        <w:tc>
+          <w:tcPr>
+            <w:tcW w:type="dxa" w:w="2305"/>
+          </w:tcPr>
+          <w:p/>
+        </w:tc>
+        <w:tc>
+          <w:tcPr>
+            <w:tcW w:type="dxa" w:w="1497"/>
+          </w:tcPr>
+          <w:p/>
+        </w:tc>
+        <w:tc>
+          <w:tcPr>
+            <w:tcW w:type="dxa" w:w="980"/>
+          </w:tcPr>
+          <w:p/>
+        </w:tc>
+        <w:tc>
+          <w:tcPr>
+            <w:tcW w:type="dxa" w:w="1431"/>
+          </w:tcPr>
+          <w:p/>
+        </w:tc>
+        <w:tc>
+          <w:tcPr>
+            <w:tcW w:type="dxa" w:w="1318"/>
+          </w:tcPr>
+          <w:p/>
+        </w:tc>
+        <w:tc>
+          <w:tcPr>
+            <w:tcW w:type="dxa" w:w="975"/>
+          </w:tcPr>
+          <w:p/>
+        </w:tc>
+        <w:tc>
+          <w:tcPr>
+            <w:tcW w:type="dxa" w:w="1346"/>
           </w:tcPr>
           <w:p/>
         </w:tc>
@@ -322,67 +322,67 @@
       <w:tr>
         <w:tc>
           <w:tcPr>
-            <w:tcW w:type="dxa" w:w="900"/>
-          </w:tcPr>
-          <w:p/>
-        </w:tc>
-        <w:tc>
-          <w:tcPr>
-            <w:tcW w:type="dxa" w:w="1648"/>
-          </w:tcPr>
-          <w:p/>
-        </w:tc>
-        <w:tc>
-          <w:tcPr>
-            <w:tcW w:type="dxa" w:w="1743"/>
-          </w:tcPr>
-          <w:p/>
-        </w:tc>
-        <w:tc>
-          <w:tcPr>
-            <w:tcW w:type="dxa" w:w="900"/>
-          </w:tcPr>
-          <w:p/>
-        </w:tc>
-        <w:tc>
-          <w:tcPr>
-            <w:tcW w:type="dxa" w:w="3164"/>
-          </w:tcPr>
-          <w:p/>
-        </w:tc>
-        <w:tc>
-          <w:tcPr>
-            <w:tcW w:type="dxa" w:w="900"/>
-          </w:tcPr>
-          <w:p/>
-        </w:tc>
-        <w:tc>
-          <w:tcPr>
-            <w:tcW w:type="dxa" w:w="900"/>
-          </w:tcPr>
-          <w:p/>
-        </w:tc>
-        <w:tc>
-          <w:tcPr>
-            <w:tcW w:type="dxa" w:w="1269"/>
-          </w:tcPr>
-          <w:p/>
-        </w:tc>
-        <w:tc>
-          <w:tcPr>
-            <w:tcW w:type="dxa" w:w="1176"/>
-          </w:tcPr>
-          <w:p/>
-        </w:tc>
-        <w:tc>
-          <w:tcPr>
-            <w:tcW w:type="dxa" w:w="900"/>
-          </w:tcPr>
-          <w:p/>
-        </w:tc>
-        <w:tc>
-          <w:tcPr>
-            <w:tcW w:type="dxa" w:w="900"/>
+            <w:tcW w:type="dxa" w:w="933"/>
+          </w:tcPr>
+          <w:p/>
+        </w:tc>
+        <w:tc>
+          <w:tcPr>
+            <w:tcW w:type="dxa" w:w="1465"/>
+          </w:tcPr>
+          <w:p/>
+        </w:tc>
+        <w:tc>
+          <w:tcPr>
+            <w:tcW w:type="dxa" w:w="1174"/>
+          </w:tcPr>
+          <w:p/>
+        </w:tc>
+        <w:tc>
+          <w:tcPr>
+            <w:tcW w:type="dxa" w:w="976"/>
+          </w:tcPr>
+          <w:p/>
+        </w:tc>
+        <w:tc>
+          <w:tcPr>
+            <w:tcW w:type="dxa" w:w="2305"/>
+          </w:tcPr>
+          <w:p/>
+        </w:tc>
+        <w:tc>
+          <w:tcPr>
+            <w:tcW w:type="dxa" w:w="1497"/>
+          </w:tcPr>
+          <w:p/>
+        </w:tc>
+        <w:tc>
+          <w:tcPr>
+            <w:tcW w:type="dxa" w:w="980"/>
+          </w:tcPr>
+          <w:p/>
+        </w:tc>
+        <w:tc>
+          <w:tcPr>
+            <w:tcW w:type="dxa" w:w="1431"/>
+          </w:tcPr>
+          <w:p/>
+        </w:tc>
+        <w:tc>
+          <w:tcPr>
+            <w:tcW w:type="dxa" w:w="1318"/>
+          </w:tcPr>
+          <w:p/>
+        </w:tc>
+        <w:tc>
+          <w:tcPr>
+            <w:tcW w:type="dxa" w:w="975"/>
+          </w:tcPr>
+          <w:p/>
+        </w:tc>
+        <w:tc>
+          <w:tcPr>
+            <w:tcW w:type="dxa" w:w="1346"/>
           </w:tcPr>
           <w:p/>
         </w:tc>
@@ -390,67 +390,67 @@
       <w:tr>
         <w:tc>
           <w:tcPr>
-            <w:tcW w:type="dxa" w:w="900"/>
-          </w:tcPr>
-          <w:p/>
-        </w:tc>
-        <w:tc>
-          <w:tcPr>
-            <w:tcW w:type="dxa" w:w="1648"/>
-          </w:tcPr>
-          <w:p/>
-        </w:tc>
-        <w:tc>
-          <w:tcPr>
-            <w:tcW w:type="dxa" w:w="1743"/>
-          </w:tcPr>
-          <w:p/>
-        </w:tc>
-        <w:tc>
-          <w:tcPr>
-            <w:tcW w:type="dxa" w:w="900"/>
-          </w:tcPr>
-          <w:p/>
-        </w:tc>
-        <w:tc>
-          <w:tcPr>
-            <w:tcW w:type="dxa" w:w="3164"/>
-          </w:tcPr>
-          <w:p/>
-        </w:tc>
-        <w:tc>
-          <w:tcPr>
-            <w:tcW w:type="dxa" w:w="900"/>
-          </w:tcPr>
-          <w:p/>
-        </w:tc>
-        <w:tc>
-          <w:tcPr>
-            <w:tcW w:type="dxa" w:w="900"/>
-          </w:tcPr>
-          <w:p/>
-        </w:tc>
-        <w:tc>
-          <w:tcPr>
-            <w:tcW w:type="dxa" w:w="1269"/>
-          </w:tcPr>
-          <w:p/>
-        </w:tc>
-        <w:tc>
-          <w:tcPr>
-            <w:tcW w:type="dxa" w:w="1176"/>
-          </w:tcPr>
-          <w:p/>
-        </w:tc>
-        <w:tc>
-          <w:tcPr>
-            <w:tcW w:type="dxa" w:w="900"/>
-          </w:tcPr>
-          <w:p/>
-        </w:tc>
-        <w:tc>
-          <w:tcPr>
-            <w:tcW w:type="dxa" w:w="900"/>
+            <w:tcW w:type="dxa" w:w="933"/>
+          </w:tcPr>
+          <w:p/>
+        </w:tc>
+        <w:tc>
+          <w:tcPr>
+            <w:tcW w:type="dxa" w:w="1465"/>
+          </w:tcPr>
+          <w:p/>
+        </w:tc>
+        <w:tc>
+          <w:tcPr>
+            <w:tcW w:type="dxa" w:w="1174"/>
+          </w:tcPr>
+          <w:p/>
+        </w:tc>
+        <w:tc>
+          <w:tcPr>
+            <w:tcW w:type="dxa" w:w="976"/>
+          </w:tcPr>
+          <w:p/>
+        </w:tc>
+        <w:tc>
+          <w:tcPr>
+            <w:tcW w:type="dxa" w:w="2305"/>
+          </w:tcPr>
+          <w:p/>
+        </w:tc>
+        <w:tc>
+          <w:tcPr>
+            <w:tcW w:type="dxa" w:w="1497"/>
+          </w:tcPr>
+          <w:p/>
+        </w:tc>
+        <w:tc>
+          <w:tcPr>
+            <w:tcW w:type="dxa" w:w="980"/>
+          </w:tcPr>
+          <w:p/>
+        </w:tc>
+        <w:tc>
+          <w:tcPr>
+            <w:tcW w:type="dxa" w:w="1431"/>
+          </w:tcPr>
+          <w:p/>
+        </w:tc>
+        <w:tc>
+          <w:tcPr>
+            <w:tcW w:type="dxa" w:w="1318"/>
+          </w:tcPr>
+          <w:p/>
+        </w:tc>
+        <w:tc>
+          <w:tcPr>
+            <w:tcW w:type="dxa" w:w="975"/>
+          </w:tcPr>
+          <w:p/>
+        </w:tc>
+        <w:tc>
+          <w:tcPr>
+            <w:tcW w:type="dxa" w:w="1346"/>
           </w:tcPr>
           <w:p/>
         </w:tc>
@@ -458,7 +458,7 @@
       <w:tr>
         <w:tc>
           <w:tcPr>
-            <w:tcW w:type="dxa" w:w="900"/>
+            <w:tcW w:type="dxa" w:w="933"/>
           </w:tcPr>
           <w:p>
             <w:r>
@@ -468,7 +468,7 @@
         </w:tc>
         <w:tc>
           <w:tcPr>
-            <w:tcW w:type="dxa" w:w="1648"/>
+            <w:tcW w:type="dxa" w:w="1465"/>
           </w:tcPr>
           <w:p>
             <w:r>
@@ -478,7 +478,7 @@
         </w:tc>
         <w:tc>
           <w:tcPr>
-            <w:tcW w:type="dxa" w:w="1743"/>
+            <w:tcW w:type="dxa" w:w="1174"/>
           </w:tcPr>
           <w:p>
             <w:r>
@@ -488,7 +488,7 @@
         </w:tc>
         <w:tc>
           <w:tcPr>
-            <w:tcW w:type="dxa" w:w="900"/>
+            <w:tcW w:type="dxa" w:w="976"/>
           </w:tcPr>
           <w:p>
             <w:r>
@@ -498,7 +498,7 @@
         </w:tc>
         <w:tc>
           <w:tcPr>
-            <w:tcW w:type="dxa" w:w="3164"/>
+            <w:tcW w:type="dxa" w:w="2305"/>
           </w:tcPr>
           <w:p>
             <w:r>
@@ -508,7 +508,7 @@
         </w:tc>
         <w:tc>
           <w:tcPr>
-            <w:tcW w:type="dxa" w:w="900"/>
+            <w:tcW w:type="dxa" w:w="1497"/>
           </w:tcPr>
           <w:p>
             <w:r>
@@ -518,7 +518,7 @@
         </w:tc>
         <w:tc>
           <w:tcPr>
-            <w:tcW w:type="dxa" w:w="900"/>
+            <w:tcW w:type="dxa" w:w="980"/>
           </w:tcPr>
           <w:p>
             <w:r>
@@ -528,7 +528,7 @@
         </w:tc>
         <w:tc>
           <w:tcPr>
-            <w:tcW w:type="dxa" w:w="1269"/>
+            <w:tcW w:type="dxa" w:w="1431"/>
           </w:tcPr>
           <w:p>
             <w:r>
@@ -538,7 +538,7 @@
         </w:tc>
         <w:tc>
           <w:tcPr>
-            <w:tcW w:type="dxa" w:w="1176"/>
+            <w:tcW w:type="dxa" w:w="1318"/>
           </w:tcPr>
           <w:p>
             <w:r>
@@ -548,7 +548,7 @@
         </w:tc>
         <w:tc>
           <w:tcPr>
-            <w:tcW w:type="dxa" w:w="900"/>
+            <w:tcW w:type="dxa" w:w="975"/>
           </w:tcPr>
           <w:p>
             <w:r>
@@ -558,7 +558,7 @@
         </w:tc>
         <w:tc>
           <w:tcPr>
-            <w:tcW w:type="dxa" w:w="900"/>
+            <w:tcW w:type="dxa" w:w="1346"/>
           </w:tcPr>
           <w:p>
             <w:r>

--- a/app/templates/PLI_M07.docx
+++ b/app/templates/PLI_M07.docx
@@ -26,22 +26,22 @@
         </w:tblBorders>
       </w:tblPr>
       <w:tblGrid>
-        <w:gridCol w:w="933"/>
-        <w:gridCol w:w="1465"/>
-        <w:gridCol w:w="1174"/>
-        <w:gridCol w:w="976"/>
-        <w:gridCol w:w="2305"/>
-        <w:gridCol w:w="1497"/>
-        <w:gridCol w:w="980"/>
-        <w:gridCol w:w="1431"/>
-        <w:gridCol w:w="1318"/>
-        <w:gridCol w:w="975"/>
-        <w:gridCol w:w="1346"/>
+        <w:gridCol w:w="918"/>
+        <w:gridCol w:w="1389"/>
+        <w:gridCol w:w="1673"/>
+        <w:gridCol w:w="942"/>
+        <w:gridCol w:w="2168"/>
+        <w:gridCol w:w="1462"/>
+        <w:gridCol w:w="953"/>
+        <w:gridCol w:w="1370"/>
+        <w:gridCol w:w="1261"/>
+        <w:gridCol w:w="941"/>
+        <w:gridCol w:w="1323"/>
       </w:tblGrid>
       <w:tr>
         <w:tc>
           <w:tcPr>
-            <w:tcW w:type="dxa" w:w="933"/>
+            <w:tcW w:type="dxa" w:w="918"/>
           </w:tcPr>
           <w:p>
             <w:r>
@@ -54,7 +54,7 @@
         </w:tc>
         <w:tc>
           <w:tcPr>
-            <w:tcW w:type="dxa" w:w="1465"/>
+            <w:tcW w:type="dxa" w:w="1389"/>
           </w:tcPr>
           <w:p>
             <w:r>
@@ -67,7 +67,7 @@
         </w:tc>
         <w:tc>
           <w:tcPr>
-            <w:tcW w:type="dxa" w:w="1174"/>
+            <w:tcW w:type="dxa" w:w="1673"/>
           </w:tcPr>
           <w:p>
             <w:r>
@@ -80,7 +80,7 @@
         </w:tc>
         <w:tc>
           <w:tcPr>
-            <w:tcW w:type="dxa" w:w="976"/>
+            <w:tcW w:type="dxa" w:w="942"/>
           </w:tcPr>
           <w:p>
             <w:r>
@@ -93,7 +93,7 @@
         </w:tc>
         <w:tc>
           <w:tcPr>
-            <w:tcW w:type="dxa" w:w="2305"/>
+            <w:tcW w:type="dxa" w:w="2168"/>
           </w:tcPr>
           <w:p>
             <w:r>
@@ -106,7 +106,7 @@
         </w:tc>
         <w:tc>
           <w:tcPr>
-            <w:tcW w:type="dxa" w:w="1497"/>
+            <w:tcW w:type="dxa" w:w="1462"/>
           </w:tcPr>
           <w:p>
             <w:r>
@@ -119,7 +119,7 @@
         </w:tc>
         <w:tc>
           <w:tcPr>
-            <w:tcW w:type="dxa" w:w="980"/>
+            <w:tcW w:type="dxa" w:w="953"/>
           </w:tcPr>
           <w:p>
             <w:r>
@@ -132,7 +132,7 @@
         </w:tc>
         <w:tc>
           <w:tcPr>
-            <w:tcW w:type="dxa" w:w="1431"/>
+            <w:tcW w:type="dxa" w:w="1370"/>
           </w:tcPr>
           <w:p>
             <w:r>
@@ -145,7 +145,7 @@
         </w:tc>
         <w:tc>
           <w:tcPr>
-            <w:tcW w:type="dxa" w:w="1318"/>
+            <w:tcW w:type="dxa" w:w="1261"/>
           </w:tcPr>
           <w:p>
             <w:r>
@@ -158,7 +158,7 @@
         </w:tc>
         <w:tc>
           <w:tcPr>
-            <w:tcW w:type="dxa" w:w="975"/>
+            <w:tcW w:type="dxa" w:w="941"/>
           </w:tcPr>
           <w:p>
             <w:r>
@@ -171,7 +171,7 @@
         </w:tc>
         <w:tc>
           <w:tcPr>
-            <w:tcW w:type="dxa" w:w="1346"/>
+            <w:tcW w:type="dxa" w:w="1323"/>
           </w:tcPr>
           <w:p>
             <w:r>
@@ -186,67 +186,67 @@
       <w:tr>
         <w:tc>
           <w:tcPr>
-            <w:tcW w:type="dxa" w:w="933"/>
-          </w:tcPr>
-          <w:p/>
-        </w:tc>
-        <w:tc>
-          <w:tcPr>
-            <w:tcW w:type="dxa" w:w="1465"/>
-          </w:tcPr>
-          <w:p/>
-        </w:tc>
-        <w:tc>
-          <w:tcPr>
-            <w:tcW w:type="dxa" w:w="1174"/>
-          </w:tcPr>
-          <w:p/>
-        </w:tc>
-        <w:tc>
-          <w:tcPr>
-            <w:tcW w:type="dxa" w:w="976"/>
-          </w:tcPr>
-          <w:p/>
-        </w:tc>
-        <w:tc>
-          <w:tcPr>
-            <w:tcW w:type="dxa" w:w="2305"/>
-          </w:tcPr>
-          <w:p/>
-        </w:tc>
-        <w:tc>
-          <w:tcPr>
-            <w:tcW w:type="dxa" w:w="1497"/>
-          </w:tcPr>
-          <w:p/>
-        </w:tc>
-        <w:tc>
-          <w:tcPr>
-            <w:tcW w:type="dxa" w:w="980"/>
-          </w:tcPr>
-          <w:p/>
-        </w:tc>
-        <w:tc>
-          <w:tcPr>
-            <w:tcW w:type="dxa" w:w="1431"/>
-          </w:tcPr>
-          <w:p/>
-        </w:tc>
-        <w:tc>
-          <w:tcPr>
-            <w:tcW w:type="dxa" w:w="1318"/>
-          </w:tcPr>
-          <w:p/>
-        </w:tc>
-        <w:tc>
-          <w:tcPr>
-            <w:tcW w:type="dxa" w:w="975"/>
-          </w:tcPr>
-          <w:p/>
-        </w:tc>
-        <w:tc>
-          <w:tcPr>
-            <w:tcW w:type="dxa" w:w="1346"/>
+            <w:tcW w:type="dxa" w:w="918"/>
+          </w:tcPr>
+          <w:p/>
+        </w:tc>
+        <w:tc>
+          <w:tcPr>
+            <w:tcW w:type="dxa" w:w="1389"/>
+          </w:tcPr>
+          <w:p/>
+        </w:tc>
+        <w:tc>
+          <w:tcPr>
+            <w:tcW w:type="dxa" w:w="1673"/>
+          </w:tcPr>
+          <w:p/>
+        </w:tc>
+        <w:tc>
+          <w:tcPr>
+            <w:tcW w:type="dxa" w:w="942"/>
+          </w:tcPr>
+          <w:p/>
+        </w:tc>
+        <w:tc>
+          <w:tcPr>
+            <w:tcW w:type="dxa" w:w="2168"/>
+          </w:tcPr>
+          <w:p/>
+        </w:tc>
+        <w:tc>
+          <w:tcPr>
+            <w:tcW w:type="dxa" w:w="1462"/>
+          </w:tcPr>
+          <w:p/>
+        </w:tc>
+        <w:tc>
+          <w:tcPr>
+            <w:tcW w:type="dxa" w:w="953"/>
+          </w:tcPr>
+          <w:p/>
+        </w:tc>
+        <w:tc>
+          <w:tcPr>
+            <w:tcW w:type="dxa" w:w="1370"/>
+          </w:tcPr>
+          <w:p/>
+        </w:tc>
+        <w:tc>
+          <w:tcPr>
+            <w:tcW w:type="dxa" w:w="1261"/>
+          </w:tcPr>
+          <w:p/>
+        </w:tc>
+        <w:tc>
+          <w:tcPr>
+            <w:tcW w:type="dxa" w:w="941"/>
+          </w:tcPr>
+          <w:p/>
+        </w:tc>
+        <w:tc>
+          <w:tcPr>
+            <w:tcW w:type="dxa" w:w="1323"/>
           </w:tcPr>
           <w:p/>
         </w:tc>
@@ -254,67 +254,67 @@
       <w:tr>
         <w:tc>
           <w:tcPr>
-            <w:tcW w:type="dxa" w:w="933"/>
-          </w:tcPr>
-          <w:p/>
-        </w:tc>
-        <w:tc>
-          <w:tcPr>
-            <w:tcW w:type="dxa" w:w="1465"/>
-          </w:tcPr>
-          <w:p/>
-        </w:tc>
-        <w:tc>
-          <w:tcPr>
-            <w:tcW w:type="dxa" w:w="1174"/>
-          </w:tcPr>
-          <w:p/>
-        </w:tc>
-        <w:tc>
-          <w:tcPr>
-            <w:tcW w:type="dxa" w:w="976"/>
-          </w:tcPr>
-          <w:p/>
-        </w:tc>
-        <w:tc>
-          <w:tcPr>
-            <w:tcW w:type="dxa" w:w="2305"/>
-          </w:tcPr>
-          <w:p/>
-        </w:tc>
-        <w:tc>
-          <w:tcPr>
-            <w:tcW w:type="dxa" w:w="1497"/>
-          </w:tcPr>
-          <w:p/>
-        </w:tc>
-        <w:tc>
-          <w:tcPr>
-            <w:tcW w:type="dxa" w:w="980"/>
-          </w:tcPr>
-          <w:p/>
-        </w:tc>
-        <w:tc>
-          <w:tcPr>
-            <w:tcW w:type="dxa" w:w="1431"/>
-          </w:tcPr>
-          <w:p/>
-        </w:tc>
-        <w:tc>
-          <w:tcPr>
-            <w:tcW w:type="dxa" w:w="1318"/>
-          </w:tcPr>
-          <w:p/>
-        </w:tc>
-        <w:tc>
-          <w:tcPr>
-            <w:tcW w:type="dxa" w:w="975"/>
-          </w:tcPr>
-          <w:p/>
-        </w:tc>
-        <w:tc>
-          <w:tcPr>
-            <w:tcW w:type="dxa" w:w="1346"/>
+            <w:tcW w:type="dxa" w:w="918"/>
+          </w:tcPr>
+          <w:p/>
+        </w:tc>
+        <w:tc>
+          <w:tcPr>
+            <w:tcW w:type="dxa" w:w="1389"/>
+          </w:tcPr>
+          <w:p/>
+        </w:tc>
+        <w:tc>
+          <w:tcPr>
+            <w:tcW w:type="dxa" w:w="1673"/>
+          </w:tcPr>
+          <w:p/>
+        </w:tc>
+        <w:tc>
+          <w:tcPr>
+            <w:tcW w:type="dxa" w:w="942"/>
+          </w:tcPr>
+          <w:p/>
+        </w:tc>
+        <w:tc>
+          <w:tcPr>
+            <w:tcW w:type="dxa" w:w="2168"/>
+          </w:tcPr>
+          <w:p/>
+        </w:tc>
+        <w:tc>
+          <w:tcPr>
+            <w:tcW w:type="dxa" w:w="1462"/>
+          </w:tcPr>
+          <w:p/>
+        </w:tc>
+        <w:tc>
+          <w:tcPr>
+            <w:tcW w:type="dxa" w:w="953"/>
+          </w:tcPr>
+          <w:p/>
+        </w:tc>
+        <w:tc>
+          <w:tcPr>
+            <w:tcW w:type="dxa" w:w="1370"/>
+          </w:tcPr>
+          <w:p/>
+        </w:tc>
+        <w:tc>
+          <w:tcPr>
+            <w:tcW w:type="dxa" w:w="1261"/>
+          </w:tcPr>
+          <w:p/>
+        </w:tc>
+        <w:tc>
+          <w:tcPr>
+            <w:tcW w:type="dxa" w:w="941"/>
+          </w:tcPr>
+          <w:p/>
+        </w:tc>
+        <w:tc>
+          <w:tcPr>
+            <w:tcW w:type="dxa" w:w="1323"/>
           </w:tcPr>
           <w:p/>
         </w:tc>
@@ -322,67 +322,67 @@
       <w:tr>
         <w:tc>
           <w:tcPr>
-            <w:tcW w:type="dxa" w:w="933"/>
-          </w:tcPr>
-          <w:p/>
-        </w:tc>
-        <w:tc>
-          <w:tcPr>
-            <w:tcW w:type="dxa" w:w="1465"/>
-          </w:tcPr>
-          <w:p/>
-        </w:tc>
-        <w:tc>
-          <w:tcPr>
-            <w:tcW w:type="dxa" w:w="1174"/>
-          </w:tcPr>
-          <w:p/>
-        </w:tc>
-        <w:tc>
-          <w:tcPr>
-            <w:tcW w:type="dxa" w:w="976"/>
-          </w:tcPr>
-          <w:p/>
-        </w:tc>
-        <w:tc>
-          <w:tcPr>
-            <w:tcW w:type="dxa" w:w="2305"/>
-          </w:tcPr>
-          <w:p/>
-        </w:tc>
-        <w:tc>
-          <w:tcPr>
-            <w:tcW w:type="dxa" w:w="1497"/>
-          </w:tcPr>
-          <w:p/>
-        </w:tc>
-        <w:tc>
-          <w:tcPr>
-            <w:tcW w:type="dxa" w:w="980"/>
-          </w:tcPr>
-          <w:p/>
-        </w:tc>
-        <w:tc>
-          <w:tcPr>
-            <w:tcW w:type="dxa" w:w="1431"/>
-          </w:tcPr>
-          <w:p/>
-        </w:tc>
-        <w:tc>
-          <w:tcPr>
-            <w:tcW w:type="dxa" w:w="1318"/>
-          </w:tcPr>
-          <w:p/>
-        </w:tc>
-        <w:tc>
-          <w:tcPr>
-            <w:tcW w:type="dxa" w:w="975"/>
-          </w:tcPr>
-          <w:p/>
-        </w:tc>
-        <w:tc>
-          <w:tcPr>
-            <w:tcW w:type="dxa" w:w="1346"/>
+            <w:tcW w:type="dxa" w:w="918"/>
+          </w:tcPr>
+          <w:p/>
+        </w:tc>
+        <w:tc>
+          <w:tcPr>
+            <w:tcW w:type="dxa" w:w="1389"/>
+          </w:tcPr>
+          <w:p/>
+        </w:tc>
+        <w:tc>
+          <w:tcPr>
+            <w:tcW w:type="dxa" w:w="1673"/>
+          </w:tcPr>
+          <w:p/>
+        </w:tc>
+        <w:tc>
+          <w:tcPr>
+            <w:tcW w:type="dxa" w:w="942"/>
+          </w:tcPr>
+          <w:p/>
+        </w:tc>
+        <w:tc>
+          <w:tcPr>
+            <w:tcW w:type="dxa" w:w="2168"/>
+          </w:tcPr>
+          <w:p/>
+        </w:tc>
+        <w:tc>
+          <w:tcPr>
+            <w:tcW w:type="dxa" w:w="1462"/>
+          </w:tcPr>
+          <w:p/>
+        </w:tc>
+        <w:tc>
+          <w:tcPr>
+            <w:tcW w:type="dxa" w:w="953"/>
+          </w:tcPr>
+          <w:p/>
+        </w:tc>
+        <w:tc>
+          <w:tcPr>
+            <w:tcW w:type="dxa" w:w="1370"/>
+          </w:tcPr>
+          <w:p/>
+        </w:tc>
+        <w:tc>
+          <w:tcPr>
+            <w:tcW w:type="dxa" w:w="1261"/>
+          </w:tcPr>
+          <w:p/>
+        </w:tc>
+        <w:tc>
+          <w:tcPr>
+            <w:tcW w:type="dxa" w:w="941"/>
+          </w:tcPr>
+          <w:p/>
+        </w:tc>
+        <w:tc>
+          <w:tcPr>
+            <w:tcW w:type="dxa" w:w="1323"/>
           </w:tcPr>
           <w:p/>
         </w:tc>
@@ -390,67 +390,67 @@
       <w:tr>
         <w:tc>
           <w:tcPr>
-            <w:tcW w:type="dxa" w:w="933"/>
-          </w:tcPr>
-          <w:p/>
-        </w:tc>
-        <w:tc>
-          <w:tcPr>
-            <w:tcW w:type="dxa" w:w="1465"/>
-          </w:tcPr>
-          <w:p/>
-        </w:tc>
-        <w:tc>
-          <w:tcPr>
-            <w:tcW w:type="dxa" w:w="1174"/>
-          </w:tcPr>
-          <w:p/>
-        </w:tc>
-        <w:tc>
-          <w:tcPr>
-            <w:tcW w:type="dxa" w:w="976"/>
-          </w:tcPr>
-          <w:p/>
-        </w:tc>
-        <w:tc>
-          <w:tcPr>
-            <w:tcW w:type="dxa" w:w="2305"/>
-          </w:tcPr>
-          <w:p/>
-        </w:tc>
-        <w:tc>
-          <w:tcPr>
-            <w:tcW w:type="dxa" w:w="1497"/>
-          </w:tcPr>
-          <w:p/>
-        </w:tc>
-        <w:tc>
-          <w:tcPr>
-            <w:tcW w:type="dxa" w:w="980"/>
-          </w:tcPr>
-          <w:p/>
-        </w:tc>
-        <w:tc>
-          <w:tcPr>
-            <w:tcW w:type="dxa" w:w="1431"/>
-          </w:tcPr>
-          <w:p/>
-        </w:tc>
-        <w:tc>
-          <w:tcPr>
-            <w:tcW w:type="dxa" w:w="1318"/>
-          </w:tcPr>
-          <w:p/>
-        </w:tc>
-        <w:tc>
-          <w:tcPr>
-            <w:tcW w:type="dxa" w:w="975"/>
-          </w:tcPr>
-          <w:p/>
-        </w:tc>
-        <w:tc>
-          <w:tcPr>
-            <w:tcW w:type="dxa" w:w="1346"/>
+            <w:tcW w:type="dxa" w:w="918"/>
+          </w:tcPr>
+          <w:p/>
+        </w:tc>
+        <w:tc>
+          <w:tcPr>
+            <w:tcW w:type="dxa" w:w="1389"/>
+          </w:tcPr>
+          <w:p/>
+        </w:tc>
+        <w:tc>
+          <w:tcPr>
+            <w:tcW w:type="dxa" w:w="1673"/>
+          </w:tcPr>
+          <w:p/>
+        </w:tc>
+        <w:tc>
+          <w:tcPr>
+            <w:tcW w:type="dxa" w:w="942"/>
+          </w:tcPr>
+          <w:p/>
+        </w:tc>
+        <w:tc>
+          <w:tcPr>
+            <w:tcW w:type="dxa" w:w="2168"/>
+          </w:tcPr>
+          <w:p/>
+        </w:tc>
+        <w:tc>
+          <w:tcPr>
+            <w:tcW w:type="dxa" w:w="1462"/>
+          </w:tcPr>
+          <w:p/>
+        </w:tc>
+        <w:tc>
+          <w:tcPr>
+            <w:tcW w:type="dxa" w:w="953"/>
+          </w:tcPr>
+          <w:p/>
+        </w:tc>
+        <w:tc>
+          <w:tcPr>
+            <w:tcW w:type="dxa" w:w="1370"/>
+          </w:tcPr>
+          <w:p/>
+        </w:tc>
+        <w:tc>
+          <w:tcPr>
+            <w:tcW w:type="dxa" w:w="1261"/>
+          </w:tcPr>
+          <w:p/>
+        </w:tc>
+        <w:tc>
+          <w:tcPr>
+            <w:tcW w:type="dxa" w:w="941"/>
+          </w:tcPr>
+          <w:p/>
+        </w:tc>
+        <w:tc>
+          <w:tcPr>
+            <w:tcW w:type="dxa" w:w="1323"/>
           </w:tcPr>
           <w:p/>
         </w:tc>
@@ -458,7 +458,7 @@
       <w:tr>
         <w:tc>
           <w:tcPr>
-            <w:tcW w:type="dxa" w:w="933"/>
+            <w:tcW w:type="dxa" w:w="918"/>
           </w:tcPr>
           <w:p>
             <w:r>
@@ -468,7 +468,7 @@
         </w:tc>
         <w:tc>
           <w:tcPr>
-            <w:tcW w:type="dxa" w:w="1465"/>
+            <w:tcW w:type="dxa" w:w="1389"/>
           </w:tcPr>
           <w:p>
             <w:r>
@@ -478,7 +478,7 @@
         </w:tc>
         <w:tc>
           <w:tcPr>
-            <w:tcW w:type="dxa" w:w="1174"/>
+            <w:tcW w:type="dxa" w:w="1673"/>
           </w:tcPr>
           <w:p>
             <w:r>
@@ -488,7 +488,7 @@
         </w:tc>
         <w:tc>
           <w:tcPr>
-            <w:tcW w:type="dxa" w:w="976"/>
+            <w:tcW w:type="dxa" w:w="942"/>
           </w:tcPr>
           <w:p>
             <w:r>
@@ -498,7 +498,7 @@
         </w:tc>
         <w:tc>
           <w:tcPr>
-            <w:tcW w:type="dxa" w:w="2305"/>
+            <w:tcW w:type="dxa" w:w="2168"/>
           </w:tcPr>
           <w:p>
             <w:r>
@@ -508,7 +508,7 @@
         </w:tc>
         <w:tc>
           <w:tcPr>
-            <w:tcW w:type="dxa" w:w="1497"/>
+            <w:tcW w:type="dxa" w:w="1462"/>
           </w:tcPr>
           <w:p>
             <w:r>
@@ -518,7 +518,7 @@
         </w:tc>
         <w:tc>
           <w:tcPr>
-            <w:tcW w:type="dxa" w:w="980"/>
+            <w:tcW w:type="dxa" w:w="953"/>
           </w:tcPr>
           <w:p>
             <w:r>
@@ -528,7 +528,7 @@
         </w:tc>
         <w:tc>
           <w:tcPr>
-            <w:tcW w:type="dxa" w:w="1431"/>
+            <w:tcW w:type="dxa" w:w="1370"/>
           </w:tcPr>
           <w:p>
             <w:r>
@@ -538,7 +538,7 @@
         </w:tc>
         <w:tc>
           <w:tcPr>
-            <w:tcW w:type="dxa" w:w="1318"/>
+            <w:tcW w:type="dxa" w:w="1261"/>
           </w:tcPr>
           <w:p>
             <w:r>
@@ -548,7 +548,7 @@
         </w:tc>
         <w:tc>
           <w:tcPr>
-            <w:tcW w:type="dxa" w:w="975"/>
+            <w:tcW w:type="dxa" w:w="941"/>
           </w:tcPr>
           <w:p>
             <w:r>
@@ -558,7 +558,7 @@
         </w:tc>
         <w:tc>
           <w:tcPr>
-            <w:tcW w:type="dxa" w:w="1346"/>
+            <w:tcW w:type="dxa" w:w="1323"/>
           </w:tcPr>
           <w:p>
             <w:r>

--- a/app/templates/PLI_M07.docx
+++ b/app/templates/PLI_M07.docx
@@ -10,6 +10,16 @@
     <w:p>
       <w:r>
         <w:t>Mẫu số 7</w:t>
+      </w:r>
+    </w:p>
+    <w:p>
+      <w:r>
+        <w:t>DANH SÁCH CỔ ĐÔNG SÁNG LẬP CÔNG TY CỔ PHẦN</w:t>
+      </w:r>
+    </w:p>
+    <w:p>
+      <w:r>
+        <w:t>I. Cổ đông sáng lập là cá nhân</w:t>
       </w:r>
     </w:p>
     <w:tbl>
@@ -568,10 +578,135 @@
         </w:tc>
       </w:tr>
     </w:tbl>
+    <w:p>
+      <w:pPr>
+        <w:spacing w:before="0" w:after="0" w:line="20" w:lineRule="exact"/>
+        <w:rPr>
+          <w:vanish/>
+          <w:sz w:val="2"/>
+          <w:szCs w:val="2"/>
+        </w:rPr>
+        <w:sectPr>
+          <w:pgSz w:w="15840" w:h="12240" w:orient="landscape"/>
+          <w:pgMar w:top="1440" w:right="720" w:bottom="1440" w:left="720"/>
+        </w:sectPr>
+      </w:pPr>
+    </w:p>
     <w:p/>
+    <w:p>
+      <w:r>
+        <w:t>II. Cổ đông sáng lập là tổ chức</w:t>
+      </w:r>
+    </w:p>
+    <w:p>
+      <w:r>
+        <w:t>1. Thông tin cổ đông</w:t>
+      </w:r>
+    </w:p>
+    <w:p>
+      <w:r>
+        <w:t>2. Thông tin người đại diện theo pháp luật/ủy quyền của cổ đông</w:t>
+      </w:r>
+    </w:p>
+    <w:p>
+      <w:r>
+        <w:rPr>
+          <w:i/>
+        </w:rPr>
+        <w:t>{dia_diem_ky}, ngày {ngay_ky_vb} tháng {thang_ky_vb} năm {nam_ky_vb}</w:t>
+      </w:r>
+    </w:p>
+    <w:p>
+      <w:r>
+        <w:t>NGƯỜI ĐẠI DIỆN THEO PHÁP LUẬT/</w:t>
+      </w:r>
+    </w:p>
+    <w:p>
+      <w:r>
+        <w:t>CHỦ TỊCH HỘI ĐỒNG QUẢN TRỊ CỦA CÔNG TY</w:t>
+      </w:r>
+    </w:p>
+    <w:p>
+      <w:r>
+        <w:rPr>
+          <w:i/>
+        </w:rPr>
+        <w:t>(Ký và ghi họ tên)13</w:t>
+      </w:r>
+    </w:p>
+    <w:p>
+      <w:r>
+        <w:t>1 Nếu cột số 5 kê khai Số định danh cá nhân thì không phải kê khai các cột số 6, 7.</w:t>
+      </w:r>
+    </w:p>
+    <w:p>
+      <w:r>
+        <w:t>2 Ghi giá trị vốn cổ phần của từng cổ đông sáng lập. Tài sản hình thành giá trị vốn cổ phần của từng cổ đông sáng lập cần được liệt kê cụ thể: tên loại tài sản góp vốn cổ phần; số lượng từng loại tài sản góp vốn cổ phần; giá trị của từng loại tài sản góp vốn cổ phần; thời điểm góp vốn cổ phần của từng loại tài sản. Giá trị ghi bằng số theo đơn vị VND và giá trị tương đương theo đơn vị tiền nước ngoài (ghi bằng số, loại ngoại tệ), nếu có.</w:t>
+      </w:r>
+    </w:p>
+    <w:p>
+      <w:r>
+        <w:t>3 Loại tài sản góp vốn bao gồm: Đồng Việt Nam; Ngoại tệ tự do chuyển đổi (ghi rõ loại ngoại tệ, số tiền được góp bằng mỗi loại ngoại tệ); Vàng; Quyền sử dụng đất, quyền sở hữu trí tuệ, công nghệ, bí quyết kỹ thuật; Tài sản khác (ghi rõ loại tài sản, số lượng và giá trị còn lại của mỗi loại tài sản).</w:t>
+      </w:r>
+    </w:p>
+    <w:p>
+      <w:r>
+        <w:t>Có thể lập thành danh mục riêng kèm theo hồ sơ đăng ký doanh nghiệp.</w:t>
+      </w:r>
+    </w:p>
+    <w:p>
+      <w:r>
+        <w:t>4 Khi đăng ký thành lập doanh nghiệp, thời hạn góp vốn là thời hạn cổ đông sáng lập dự kiến hoàn thành việc góp vốn. Các trường hợp khác không kê khai thời hạn góp vốn.</w:t>
+      </w:r>
+    </w:p>
+    <w:p>
+      <w:r>
+        <w:t>5 Trường hợp đăng ký/thông báo thay đổi nội dung đăng ký doanh nghiệp theo quyết định của Tòa án hoặc Trọng tài thì không cần chữ ký tại phần này.</w:t>
+      </w:r>
+    </w:p>
+    <w:p>
+      <w:r>
+        <w:t>6,7,8 Kê khai tương tự các cổ đông sáng lập là cá nhân.</w:t>
+      </w:r>
+    </w:p>
+    <w:p>
+      <w:r>
+        <w:t>9 Nếu cột số 6 kê khai Số định danh cá nhân thì không phải kê khai các cột số 7, 8.</w:t>
+      </w:r>
+    </w:p>
+    <w:p>
+      <w:r>
+        <w:t>10 Không phải kê khai phần này đối với trường hợp kê khai người đại diện theo pháp luật.</w:t>
+      </w:r>
+    </w:p>
+    <w:p>
+      <w:r>
+        <w:t>11 Tỷ lệ % của phần vốn góp được ủy quyền đại diện trên tổng số vốn góp của cổ đông đó tại doanh nghiệp.</w:t>
+      </w:r>
+    </w:p>
+    <w:p>
+      <w:r>
+        <w:t>12 Người được kê khai thông tin ký trực tiếp vào phần này.</w:t>
+      </w:r>
+    </w:p>
+    <w:p>
+      <w:r>
+        <w:t>13 - Người đại diện theo pháp luật của doanh nghiệp ký trực tiếp vào phần này.</w:t>
+      </w:r>
+    </w:p>
+    <w:p>
+      <w:r>
+        <w:t>- Trường hợp đăng ký chuyển đổi loại hình doanh nghiệp đồng thời đăng ký thay đổi người đại diện theo pháp luật thì Chủ tịch Hội đồng quản trị của công ty sau chuyển đổi ký trực tiếp vào phần này.</w:t>
+      </w:r>
+    </w:p>
+    <w:p>
+      <w:r>
+        <w:t>- Trường hợp Tòa án hoặc Trọng tài chỉ định người thực hiện thủ tục đăng ký doanh nghiệp thì người được chỉ định ký trực tiếp vào phần này.</w:t>
+      </w:r>
+    </w:p>
     <w:sectPr>
-      <w:pgSz w:w="15840" w:h="12240" w:orient="landscape"/>
-      <w:pgMar w:top="1440" w:right="720" w:bottom="1440" w:left="720"/>
+      <w:pgSz w:w="12240" w:h="15840"/>
+      <w:pgMar w:top="1440" w:right="1800" w:bottom="1440" w:left="1800"/>
     </w:sectPr>
   </w:body>
 </w:document>
